--- a/klagomål/A 39168-2026 FSC-klagomål.docx
+++ b/klagomål/A 39168-2026 FSC-klagomål.docx
@@ -737,7 +737,7 @@
     <w:r>
       <w:tab/>
       <w:tab/>
-      <w:t>2026-09-23</w:t>
+      <w:t>2026-09-24</w:t>
       <w:br/>
       <w:br/>
     </w:r>

--- a/klagomål/A 39168-2026 FSC-klagomål.docx
+++ b/klagomål/A 39168-2026 FSC-klagomål.docx
@@ -737,7 +737,7 @@
     <w:r>
       <w:tab/>
       <w:tab/>
-      <w:t>2026-09-24</w:t>
+      <w:t>2026-09-25</w:t>
       <w:br/>
       <w:br/>
     </w:r>

--- a/klagomål/A 39168-2026 FSC-klagomål.docx
+++ b/klagomål/A 39168-2026 FSC-klagomål.docx
@@ -737,7 +737,7 @@
     <w:r>
       <w:tab/>
       <w:tab/>
-      <w:t>2026-09-25</w:t>
+      <w:t>2026-09-26</w:t>
       <w:br/>
       <w:br/>
     </w:r>

--- a/klagomål/A 39168-2026 FSC-klagomål.docx
+++ b/klagomål/A 39168-2026 FSC-klagomål.docx
@@ -737,7 +737,7 @@
     <w:r>
       <w:tab/>
       <w:tab/>
-      <w:t>2026-09-26</w:t>
+      <w:t>2026-09-27</w:t>
       <w:br/>
       <w:br/>
     </w:r>

--- a/klagomål/A 39168-2026 FSC-klagomål.docx
+++ b/klagomål/A 39168-2026 FSC-klagomål.docx
@@ -737,7 +737,7 @@
     <w:r>
       <w:tab/>
       <w:tab/>
-      <w:t>2026-09-27</w:t>
+      <w:t>2026-09-28</w:t>
       <w:br/>
       <w:br/>
     </w:r>

--- a/klagomål/A 39168-2026 FSC-klagomål.docx
+++ b/klagomål/A 39168-2026 FSC-klagomål.docx
@@ -737,7 +737,7 @@
     <w:r>
       <w:tab/>
       <w:tab/>
-      <w:t>2026-09-28</w:t>
+      <w:t>2026-09-29</w:t>
       <w:br/>
       <w:br/>
     </w:r>

--- a/klagomål/A 39168-2026 FSC-klagomål.docx
+++ b/klagomål/A 39168-2026 FSC-klagomål.docx
@@ -737,7 +737,7 @@
     <w:r>
       <w:tab/>
       <w:tab/>
-      <w:t>2026-09-29</w:t>
+      <w:t>2026-09-30</w:t>
       <w:br/>
       <w:br/>
     </w:r>

--- a/klagomål/A 39168-2026 FSC-klagomål.docx
+++ b/klagomål/A 39168-2026 FSC-klagomål.docx
@@ -737,7 +737,7 @@
     <w:r>
       <w:tab/>
       <w:tab/>
-      <w:t>2026-09-30</w:t>
+      <w:t>2026-10-01</w:t>
       <w:br/>
       <w:br/>
     </w:r>

--- a/klagomål/A 39168-2026 FSC-klagomål.docx
+++ b/klagomål/A 39168-2026 FSC-klagomål.docx
@@ -737,7 +737,7 @@
     <w:r>
       <w:tab/>
       <w:tab/>
-      <w:t>2026-10-01</w:t>
+      <w:t>2026-10-02</w:t>
       <w:br/>
       <w:br/>
     </w:r>

--- a/klagomål/A 39168-2026 FSC-klagomål.docx
+++ b/klagomål/A 39168-2026 FSC-klagomål.docx
@@ -737,7 +737,7 @@
     <w:r>
       <w:tab/>
       <w:tab/>
-      <w:t>2026-10-02</w:t>
+      <w:t>2026-10-03</w:t>
       <w:br/>
       <w:br/>
     </w:r>

--- a/klagomål/A 39168-2026 FSC-klagomål.docx
+++ b/klagomål/A 39168-2026 FSC-klagomål.docx
@@ -737,7 +737,7 @@
     <w:r>
       <w:tab/>
       <w:tab/>
-      <w:t>2026-10-03</w:t>
+      <w:t>2026-10-04</w:t>
       <w:br/>
       <w:br/>
     </w:r>

--- a/klagomål/A 39168-2026 FSC-klagomål.docx
+++ b/klagomål/A 39168-2026 FSC-klagomål.docx
@@ -737,7 +737,7 @@
     <w:r>
       <w:tab/>
       <w:tab/>
-      <w:t>2026-10-04</w:t>
+      <w:t>2026-10-05</w:t>
       <w:br/>
       <w:br/>
     </w:r>

--- a/klagomål/A 39168-2026 FSC-klagomål.docx
+++ b/klagomål/A 39168-2026 FSC-klagomål.docx
@@ -737,7 +737,7 @@
     <w:r>
       <w:tab/>
       <w:tab/>
-      <w:t>2026-10-05</w:t>
+      <w:t>2026-10-06</w:t>
       <w:br/>
       <w:br/>
     </w:r>

--- a/klagomål/A 39168-2026 FSC-klagomål.docx
+++ b/klagomål/A 39168-2026 FSC-klagomål.docx
@@ -737,7 +737,7 @@
     <w:r>
       <w:tab/>
       <w:tab/>
-      <w:t>2026-10-06</w:t>
+      <w:t>2026-10-07</w:t>
       <w:br/>
       <w:br/>
     </w:r>

--- a/klagomål/A 39168-2026 FSC-klagomål.docx
+++ b/klagomål/A 39168-2026 FSC-klagomål.docx
@@ -737,7 +737,7 @@
     <w:r>
       <w:tab/>
       <w:tab/>
-      <w:t>2026-10-07</w:t>
+      <w:t>2026-10-08</w:t>
       <w:br/>
       <w:br/>
     </w:r>

--- a/klagomål/A 39168-2026 FSC-klagomål.docx
+++ b/klagomål/A 39168-2026 FSC-klagomål.docx
@@ -737,7 +737,7 @@
     <w:r>
       <w:tab/>
       <w:tab/>
-      <w:t>2026-10-08</w:t>
+      <w:t>2026-10-09</w:t>
       <w:br/>
       <w:br/>
     </w:r>

--- a/klagomål/A 39168-2026 FSC-klagomål.docx
+++ b/klagomål/A 39168-2026 FSC-klagomål.docx
@@ -737,7 +737,7 @@
     <w:r>
       <w:tab/>
       <w:tab/>
-      <w:t>2026-10-09</w:t>
+      <w:t>2026-10-10</w:t>
       <w:br/>
       <w:br/>
     </w:r>

--- a/klagomål/A 39168-2026 FSC-klagomål.docx
+++ b/klagomål/A 39168-2026 FSC-klagomål.docx
@@ -737,7 +737,7 @@
     <w:r>
       <w:tab/>
       <w:tab/>
-      <w:t>2026-10-10</w:t>
+      <w:t>2026-10-11</w:t>
       <w:br/>
       <w:br/>
     </w:r>

--- a/klagomål/A 39168-2026 FSC-klagomål.docx
+++ b/klagomål/A 39168-2026 FSC-klagomål.docx
@@ -737,7 +737,7 @@
     <w:r>
       <w:tab/>
       <w:tab/>
-      <w:t>2026-10-11</w:t>
+      <w:t>2026-10-12</w:t>
       <w:br/>
       <w:br/>
     </w:r>

--- a/klagomål/A 39168-2026 FSC-klagomål.docx
+++ b/klagomål/A 39168-2026 FSC-klagomål.docx
@@ -737,7 +737,7 @@
     <w:r>
       <w:tab/>
       <w:tab/>
-      <w:t>2026-10-12</w:t>
+      <w:t>2026-10-13</w:t>
       <w:br/>
       <w:br/>
     </w:r>

--- a/klagomål/A 39168-2026 FSC-klagomål.docx
+++ b/klagomål/A 39168-2026 FSC-klagomål.docx
@@ -737,7 +737,7 @@
     <w:r>
       <w:tab/>
       <w:tab/>
-      <w:t>2026-10-13</w:t>
+      <w:t>2026-10-14</w:t>
       <w:br/>
       <w:br/>
     </w:r>

--- a/klagomål/A 39168-2026 FSC-klagomål.docx
+++ b/klagomål/A 39168-2026 FSC-klagomål.docx
@@ -737,7 +737,7 @@
     <w:r>
       <w:tab/>
       <w:tab/>
-      <w:t>2026-10-14</w:t>
+      <w:t>2026-10-15</w:t>
       <w:br/>
       <w:br/>
     </w:r>

--- a/klagomål/A 39168-2026 FSC-klagomål.docx
+++ b/klagomål/A 39168-2026 FSC-klagomål.docx
@@ -163,7 +163,7 @@
         <w:pStyle w:val="Title"/>
       </w:pPr>
       <w:r>
-        <w:t>Inledande FSC- /PEFC-klagomål – information om höga naturvärden i avverkningsanmälan A 39168-2026 i Vallentuna kommun</w:t>
+        <w:t>Inledande FSC- /PEFC-klagomål – information om höga naturvärden och fridlysta arter i avverkningsanmälan A 39168-2026 i Vallentuna kommun</w:t>
       </w:r>
     </w:p>
     <w:p>
@@ -178,7 +178,7 @@
       <w:r>
         <w:drawing>
           <wp:inline xmlns:a="http://schemas.openxmlformats.org/drawingml/2006/main" xmlns:pic="http://schemas.openxmlformats.org/drawingml/2006/picture">
-            <wp:extent cx="5486400" cy="4355184"/>
+            <wp:extent cx="5486400" cy="4472076"/>
             <wp:docPr id="1" name="Picture 1"/>
             <wp:cNvGraphicFramePr>
               <a:graphicFrameLocks noChangeAspect="1"/>
@@ -199,6 +199,134 @@
                   <pic:spPr>
                     <a:xfrm>
                       <a:off x="0" y="0"/>
+                      <a:ext cx="5486400" cy="4472076"/>
+                    </a:xfrm>
+                    <a:prstGeom prst="rect"/>
+                  </pic:spPr>
+                </pic:pic>
+              </a:graphicData>
+            </a:graphic>
+          </wp:inline>
+        </w:drawing>
+      </w:r>
+    </w:p>
+    <w:p>
+      <w:pPr>
+        <w:pStyle w:val="Caption"/>
+        <w:spacing w:after="240"/>
+      </w:pPr>
+      <w:r>
+        <w:t>Figur 1. Fyndplatser för naturvårdsarter i och inom 20 meter från avverkningsanmälan. Markörer utan svart kant är placerade på fyndplatsen. Markörer med svart kant är placerade vid sidan av fyndplatsen och har ett svart streck som visar fyndplatsens exakta position. Kartans mittpunktskoordinat är N 6618989, E 686912 i SWEREF 99 TM.</w:t>
+      </w:r>
+    </w:p>
+    <w:p>
+      <w:r>
+        <w:t>I och inom 20 meter från avverkningsanmälan finns fynd av 6 naturvårdsarter, varav 3 är rödlistade, 2 är fridlysta, 6 är typiska (T) och 2 är signalarter (S): knärot (VU, T, §8), motaggsvamp (NT, T), ullticka (NT, T), bollvitmossa (S, T), mindre märgborre (S, T) och spillkråka (T, §4). Se Figur 1.</w:t>
+      </w:r>
+    </w:p>
+    <w:p>
+      <w:r>
+        <w:t>Nedan presenteras relevanta utdrag ur standarderna för FSC, Chain of Custody, Controlled Wood och PEFC.</w:t>
+      </w:r>
+    </w:p>
+    <w:p>
+      <w:r>
+        <w:t>Vi förväntar oss att ni återkommer med ett skriftligt svar på vårt klagomål och även beskriver vilka korrigerande åtgärder ni satt in för att rätta till identifierade brister i er efterlevnad av den svenska FSC standarden.</w:t>
+      </w:r>
+    </w:p>
+    <w:p>
+      <w:pPr>
+        <w:pStyle w:val="Heading1"/>
+      </w:pPr>
+      <w:r>
+        <w:t>Naturvårdsarter och fridlysta arter</w:t>
+      </w:r>
+    </w:p>
+    <w:p>
+      <w:r>
+        <w:t>Nedan följer beskrivningar av de naturvårdsarter och fridlysta arter som har sina livsmiljöer och växtplatser i den avverkningsanmälda skogen. Se även ytterligare artfakta i BILAGA 1. De påträffade naturvårdsarterna är ett tydligt kvitto på att det rör sig om en skog med höga naturvärden.</w:t>
+      </w:r>
+    </w:p>
+    <w:p>
+      <w:r>
+        <w:rPr>
+          <w:b/>
+        </w:rPr>
+        <w:t>Knärot (VU, §8)</w:t>
+      </w:r>
+      <w:r>
+        <w:t xml:space="preserve"> är typisk art för </w:t>
+      </w:r>
+      <w:r>
+        <w:rPr>
+          <w:i/>
+        </w:rPr>
+        <w:t xml:space="preserve">9010 Taiga </w:t>
+      </w:r>
+      <w:r>
+        <w:t>och</w:t>
+      </w:r>
+      <w:r>
+        <w:rPr>
+          <w:i/>
+        </w:rPr>
+        <w:t xml:space="preserve"> 9050 Näringsrik granskog</w:t>
+      </w:r>
+      <w:r>
+        <w:t xml:space="preserve">, rödlistad som sårbar och fridlyst enligt 8§ artskyddsförordningen. En nyligen genomförd analys av 79 floraväktarlokaler indikerar att det behövs någonstans mellan 100 och 150 meters skyddszon för att en knärotspopulation inte ska dö ut på lång sikt (Sebestyén &amp; Sundberg, 2025). Detta ligger väl i linje med tidigare genomförda studier som visar att det krävs väl tilltagna buffertzoner för att knäroten inte ska ta skada av skogsbruksåtgärder i intilliggande skog (Johnson, 2014; Koelmeijer m.fl., 2022; Skogsstyrelsen, 2022). Arten är även känslig för gallring vilket framgår av Skogsstyrelsens egen vägledning för hänsyn till knärot (Skogsstyrelsen, 2022). Ytterligare en studie visar på den starka korrelationen mellan minskande arealer kontinuitetsskog och lokal utdöenderisk. Knäroten uppvisade en mycket låg koloniseringsgrad (0,7 % över 10 år) i kombination med hög lokal utrotningsrisk (75,2 %), där utrotningssannolikheten ökade kraftigt när arealen kontinuitetsskog minskade mellan undersökningar, t.ex. på grund av kalhyggesbruk (Johansson et al., 2026). För rika förekomster av knärot är reservatsbildning eller biotopskydd lämpliga åtgärder för att skydda den. På knärot kan den sällsynta rostsvampen </w:t>
+      </w:r>
+      <w:r>
+        <w:rPr>
+          <w:i/>
+        </w:rPr>
+        <w:t>Pucciniastrum goodyerae</w:t>
+      </w:r>
+      <w:r>
+        <w:t xml:space="preserve"> påträffas. </w:t>
+      </w:r>
+      <w:r>
+        <w:rPr>
+          <w:i/>
+        </w:rPr>
+        <w:t>Pucciniastrum goodyerae</w:t>
+      </w:r>
+      <w:r>
+        <w:t xml:space="preserve"> är klassad som NE (ej bedömd) i rödlistan (SLU Artdatabanken, 2024).</w:t>
+      </w:r>
+    </w:p>
+    <w:p>
+      <w:r>
+        <w:t>I det avverkningsanmälda området finns 2 fyndplatser för knärot registrerade på Artportalen. Figur 2 visar gränserna för buffertzoner på 50 m, som behöver lämnas kring fyndplatserna för att knärotslokalerna inte ska försvinna vid en avverkning. Av det avverkningsanmälda området överlappar 0.74 ha med buffertzonerna och får av detta skäl inte avverkas.</w:t>
+      </w:r>
+    </w:p>
+    <w:p>
+      <w:pPr>
+        <w:pStyle w:val="Caption"/>
+      </w:pPr>
+      <w:r>
+        <w:drawing>
+          <wp:inline xmlns:a="http://schemas.openxmlformats.org/drawingml/2006/main" xmlns:pic="http://schemas.openxmlformats.org/drawingml/2006/picture">
+            <wp:extent cx="5486400" cy="4355184"/>
+            <wp:docPr id="2" name="Picture 2"/>
+            <wp:cNvGraphicFramePr>
+              <a:graphicFrameLocks noChangeAspect="1"/>
+            </wp:cNvGraphicFramePr>
+            <a:graphic>
+              <a:graphicData uri="http://schemas.openxmlformats.org/drawingml/2006/picture">
+                <pic:pic>
+                  <pic:nvPicPr>
+                    <pic:cNvPr id="0" name="A 39168-2026 karta knärot.png"/>
+                    <pic:cNvPicPr/>
+                  </pic:nvPicPr>
+                  <pic:blipFill>
+                    <a:blip r:embed="rId17"/>
+                    <a:stretch>
+                      <a:fillRect/>
+                    </a:stretch>
+                  </pic:blipFill>
+                  <pic:spPr>
+                    <a:xfrm>
+                      <a:off x="0" y="0"/>
                       <a:ext cx="5486400" cy="4355184"/>
                     </a:xfrm>
                     <a:prstGeom prst="rect"/>
@@ -216,22 +344,170 @@
         <w:spacing w:after="240"/>
       </w:pPr>
       <w:r>
-        <w:t>Figur 1. Fyndplatser för naturvårdsarter i avverkningsanmälan. Markörer utan svart kant är placerade på fyndplatsen. Markörer med svart kant är placerade vid sidan av fyndplatsen och har ett svart streck som visar fyndplatsens exakta position. Kartans mittpunktskoordinat är N 6618989, E 686912 i SWEREF 99 TM.</w:t>
+        <w:t>Figur 2. Fyndplatser och buffertzoner för knärot i det avverkningsanmälda området. Endast fyndplatser vars buffertzoner överlappar med det avverkningsanmälda området har tagits med i visualiseringen. Kartans mittpunktskoordinat är N 6618989, E 686912 i SWEREF 99 TM.</w:t>
       </w:r>
     </w:p>
     <w:p>
       <w:r>
-        <w:t>I avverkningsanmälan finns fynd av 2 naturvårdsarter, varav 1 är rödlistad, 2 är typiska (T) och 1 är signalart (S): ullticka (NT, T) och bollvitmossa (S, T). Se Figur 1.</w:t>
+        <w:rPr>
+          <w:b/>
+        </w:rPr>
+        <w:t xml:space="preserve">Motaggsvamp (NT) </w:t>
+      </w:r>
+      <w:r>
+        <w:t xml:space="preserve">bildar mykorrhiza med tall i tallskog och hittas huvudsakligen i äldre, glesare skogsbestånd och hällmarksimpediment. Arten hotas främst av skogsavverkning och tycks försvinna efter slutavverkning, markberedning och plantering. Motaggsvamp är typisk art för </w:t>
+      </w:r>
+      <w:r>
+        <w:rPr>
+          <w:i/>
+        </w:rPr>
+        <w:t>9010 Taiga</w:t>
+      </w:r>
+      <w:r>
+        <w:t xml:space="preserve"> (SLU Artdatabanken, 2024).</w:t>
       </w:r>
     </w:p>
     <w:p>
       <w:r>
-        <w:t>Nedan presenteras relevanta utdrag ur standarderna för FSC, Chain of Custody, Controlled Wood och PEFC.</w:t>
+        <w:rPr>
+          <w:b/>
+        </w:rPr>
+        <w:t>Ullticka (NT)</w:t>
+      </w:r>
+      <w:r>
+        <w:t xml:space="preserve"> är knuten till restbestånd av barrnaturskog och förekommer med ett tydligt optimum i orörda eller måttligt påverkade gamla granskogar där det föreligger viss kontinuitet av grov död ved. Ullticka är en bra signalart inom hela sitt utbredningsområde och i södra Sverige är den sällsynt och en god signalart för skyddsvärda granskogsmiljöer. Den hotas av avverkning och fragmentering av naturskog och äldre granskog med lång trädkontinuitet. På ullticka kan ibland ulltickeporing (VU) påträffas - det är en sällsynt ticka som nyligen delats upp i de tre olika arterna ulltickeporing </w:t>
+      </w:r>
+      <w:r>
+        <w:rPr>
+          <w:i/>
+        </w:rPr>
+        <w:t xml:space="preserve">Skeletocutis brevispora </w:t>
+      </w:r>
+      <w:r>
+        <w:t>(VU)</w:t>
+      </w:r>
+      <w:r>
+        <w:rPr>
+          <w:i/>
+        </w:rPr>
+        <w:t>, Skeletocutis delicata</w:t>
+      </w:r>
+      <w:r>
+        <w:t xml:space="preserve"> (VU)</w:t>
+      </w:r>
+      <w:r>
+        <w:rPr>
+          <w:i/>
+        </w:rPr>
+        <w:t xml:space="preserve"> och Skeletocutis exilis</w:t>
+      </w:r>
+      <w:r>
+        <w:t xml:space="preserve"> (NT). Ullticka är typisk art för </w:t>
+      </w:r>
+      <w:r>
+        <w:rPr>
+          <w:i/>
+        </w:rPr>
+        <w:t xml:space="preserve">9010 Taiga, 9050 Näringsrik granskog </w:t>
+      </w:r>
+      <w:r>
+        <w:t xml:space="preserve">och </w:t>
+      </w:r>
+      <w:r>
+        <w:rPr>
+          <w:i/>
+        </w:rPr>
+        <w:t>9030 Landhöjningsskog</w:t>
+      </w:r>
+      <w:r>
+        <w:t xml:space="preserve"> (SLU Artdatabanken, 2026; Nitare &amp; Skogsstyrelsen, 2019; Miettinen &amp; Niemelä, 2018).</w:t>
       </w:r>
     </w:p>
     <w:p>
       <w:r>
-        <w:t>Vi förväntar oss att ni återkommer med ett skriftligt svar på vårt klagomål och även beskriver vilka korrigerande åtgärder ni satt in för att rätta till identifierade brister i er efterlevnad av den svenska FSC standarden.</w:t>
+        <w:rPr>
+          <w:b/>
+        </w:rPr>
+        <w:t xml:space="preserve">Bollvitmossa </w:t>
+      </w:r>
+      <w:r>
+        <w:t xml:space="preserve">är en bra signalart inom hela sitt utbredningsområde. Vanligast är den i naturvårdsintressanta tallsumpskogar. Även gransumpskogar med bollvitmossa har normalt höga naturvärden. Arten indikerar skogsmark med stabila hydrologiska förhållanden och sannolikt även lång skoglig kontinuitet. Bollvitmossa är typisk art för </w:t>
+      </w:r>
+      <w:r>
+        <w:rPr>
+          <w:i/>
+        </w:rPr>
+        <w:t xml:space="preserve">9010 Taiga </w:t>
+      </w:r>
+      <w:r>
+        <w:t xml:space="preserve">och </w:t>
+      </w:r>
+      <w:r>
+        <w:rPr>
+          <w:i/>
+        </w:rPr>
+        <w:t xml:space="preserve">9740 Skogsbevuxen myr </w:t>
+      </w:r>
+      <w:r>
+        <w:t>(SLU Artdatabanken, 2025; Nitare &amp; Skogsstyrelsen, 2019).</w:t>
+      </w:r>
+    </w:p>
+    <w:p>
+      <w:r>
+        <w:rPr>
+          <w:b/>
+        </w:rPr>
+        <w:t>Mindre märgborre</w:t>
+      </w:r>
+      <w:r>
+        <w:t xml:space="preserve"> är en signalart för tallskog med höga naturvärden och betraktas tillsammans med skarptandad barkborre som nyckelarter för ett antal sällsynta åtgärdsprogramsarter som är beroende av deras gångsystem. Bland dessa kan nämnas avlång barkborre (VU), </w:t>
+      </w:r>
+      <w:r>
+        <w:rPr>
+          <w:i/>
+        </w:rPr>
+        <w:t>Corticeus longulus</w:t>
+      </w:r>
+      <w:r>
+        <w:t xml:space="preserve"> (VU), tallgångbagge (VU), cholodkovskys bastborre (NT) och tallbarksvartbagge (NT). Den mindre märgborrens måsvingeliknande gnaggångar är lätta att känna igen och hittas ofta på grova tallgrenar på marken. Rika förekomster av främst mindre märgborre men även skarptandad barkborre är en signal för artrikedom och inventeringar har visat att det är i skogar med en naturlig självgallring som det skapas förutsättningar för dessa arter samt de efterföljande åtgärdsprogramsarterna. Tallskogar med stark förekomst av mindre märgborre och skarptandad barkborre bör avsättas som reservat. Generellt bör hänsyn tas vid slutavverkning av talldominerad skog så att avverkningsrester som gren- och toppdelar lämnas. Mindre märgborre är typisk art för </w:t>
+      </w:r>
+      <w:r>
+        <w:rPr>
+          <w:i/>
+        </w:rPr>
+        <w:t>9060 Åsbarrskog</w:t>
+      </w:r>
+      <w:r>
+        <w:t xml:space="preserve"> (SLU Artdatabanken, 2026; Pettersson, 2014; Hedgren, 2012; Gunnarsson m fl., 1999).</w:t>
+      </w:r>
+    </w:p>
+    <w:p>
+      <w:r>
+        <w:rPr>
+          <w:b/>
+        </w:rPr>
+        <w:t>Spillkråka (§4)</w:t>
+      </w:r>
+      <w:r>
+        <w:t xml:space="preserve"> omfattas av bilaga 1 i EU:s fågeldirektiv och är typisk art för </w:t>
+      </w:r>
+      <w:r>
+        <w:rPr>
+          <w:i/>
+        </w:rPr>
+        <w:t xml:space="preserve">9010 Taiga </w:t>
+      </w:r>
+      <w:r>
+        <w:t>och</w:t>
+      </w:r>
+      <w:r>
+        <w:rPr>
+          <w:i/>
+        </w:rPr>
+        <w:t xml:space="preserve"> 9740 Skogsbevuxen myr</w:t>
+      </w:r>
+      <w:r>
+        <w:t>. Den behöver grova träd, främst tall, asp och bok som boträd. Skogsbruk med korta omloppstider och täta, homogena ungskogar utgör det största hotet. Spillkråka är en nyckelart i skogliga miljöer vars övergivna bohål utnyttjas av flera andra hålhäckande fågelarter och fladdermöss, däribland pärluggla (EN, §4), knipa (§4), salskrake (§4) och skogsduva (§4). Hökuggla (VU, §4) och slaguggla (§4) häckar ofta i högstubbar som brutits av i höjd med ett gammalt spillkråkebo (SLU Artdatabanken, 2026; Skogsstyrelsen, 2016).</w:t>
       </w:r>
     </w:p>
     <w:p>
@@ -239,12 +515,15 @@
         <w:pStyle w:val="Heading1"/>
       </w:pPr>
       <w:r>
-        <w:t>Naturvårdsarter och fridlysta arter</w:t>
+        <w:t>Certifiering</w:t>
       </w:r>
     </w:p>
     <w:p>
-      <w:r>
-        <w:t>Nedan följer beskrivningar av de naturvårdsarter och fridlysta arter som har sina livsmiljöer och växtplatser i den avverkningsanmälda skogen. De påträffade naturvårdsarterna är ett tydligt kvitto på att det rör sig om en skog med höga naturvärden.</w:t>
+      <w:pPr>
+        <w:pStyle w:val="Heading2"/>
+      </w:pPr>
+      <w:r>
+        <w:t>Ur FSC-standarden</w:t>
       </w:r>
     </w:p>
     <w:p>
@@ -252,84 +531,245 @@
         <w:rPr>
           <w:b/>
         </w:rPr>
-        <w:t>Ullticka (NT)</w:t>
-      </w:r>
-      <w:r>
-        <w:t xml:space="preserve"> är knuten till restbestånd av barrnaturskog och förekommer med ett tydligt optimum i orörda eller måttligt påverkade gamla granskogar där det föreligger viss kontinuitet av grov död ved. Ullticka är en bra signalart inom hela sitt utbredningsområde och i södra Sverige är den sällsynt och en god signalart för skyddsvärda granskogsmiljöer. Den hotas av avverkning och fragmentering av naturskog och äldre granskog med lång trädkontinuitet. På ullticka kan ibland ulltickeporing (VU) påträffas - det är en sällsynt ticka som nyligen delats upp i de tre olika arterna ulltickeporing </w:t>
+        <w:t xml:space="preserve">PRINCIP 1: LAGEFTERLEVNAD: </w:t>
+      </w:r>
+      <w:r>
+        <w:t>Certifikatsinnehavaren ska följa alla tillämpliga lagar, förordningar och nationellt ratificerade internationella avtal, konventioner och överenskommelser.</w:t>
+      </w:r>
+    </w:p>
+    <w:p>
+      <w:r>
+        <w:rPr>
+          <w:b/>
+        </w:rPr>
+        <w:t xml:space="preserve">1.3.1 </w:t>
+      </w:r>
+      <w:r>
+        <w:t>Tillämpliga lagar och föreskrifter för brukandet av skogen följs.</w:t>
+      </w:r>
+    </w:p>
+    <w:p>
+      <w:pPr>
+        <w:pStyle w:val="ListBullet"/>
+      </w:pPr>
+      <w:r>
+        <w:rPr>
+          <w:b/>
+          <w:i/>
+        </w:rPr>
+        <w:t xml:space="preserve">Kommentar: </w:t>
+      </w:r>
+      <w:r>
+        <w:t>I den avverkningsanmälda skogen har fridlysta arter sina livsmiljöer och växtplatser. Att skada de fridlysta arternas livsmiljöer, växtplatser eller ekologiska funktion är inte tillåtet enligt artskyddsförordningen.</w:t>
       </w:r>
       <w:r>
         <w:rPr>
           <w:i/>
         </w:rPr>
-        <w:t xml:space="preserve">Skeletocutis brevispora </w:t>
-      </w:r>
-      <w:r>
-        <w:t>(VU)</w:t>
+        <w:t xml:space="preserve"> EU:s medlemsländer och skogsbolag är skyldiga att agera i enlighet med EU:s fågeldirektiv där det uttryckligen står att direktivet gäller för fåglar samt för deras ägg, bon och </w:t>
+      </w:r>
+      <w:r>
+        <w:rPr>
+          <w:b/>
+          <w:i/>
+        </w:rPr>
+        <w:t xml:space="preserve">livsmiljöer </w:t>
+      </w:r>
+      <w:r>
+        <w:t>(artikel 1). Vidare att de åtgärder som vidtas inte får leda till en försämring av den nuvarande situationen beträffande bevarandet av de fågelarter som avses i artikel 1 (artikel 13).</w:t>
+      </w:r>
+    </w:p>
+    <w:p>
+      <w:r>
+        <w:rPr>
+          <w:b/>
+        </w:rPr>
+        <w:t xml:space="preserve">6.4 </w:t>
+      </w:r>
+      <w:r>
+        <w:t>Certifikatsinnehavaren ska skydda sällsynta arter och hotade arter samt deras livsmiljöer inom skogsbruksenheten. Det ska ske genom avsättningar, andra skyddade områden och genom att skapa konnektivitet och/eller genom andra direkta åtgärder som gynnar dessa arters överlevnad och livskraft. Åtgärderna ska stå i förhållande till brukandets skala, intensitet och risk, samt till sällsynta och hotade arters bevarandestatus och ekologiska krav. Certifikatsinnehavaren ska beakta den geografiska spridningen och ekologiska krav hos sällsynta och hotade arter utanför skogsbruksenhetens gränser när beslut om åtgärder inom skogsbruksenheten ska fattas.</w:t>
+      </w:r>
+    </w:p>
+    <w:p>
+      <w:r>
+        <w:rPr>
+          <w:b/>
+        </w:rPr>
+        <w:t xml:space="preserve">6.4.3 </w:t>
+      </w:r>
+      <w:r>
+        <w:t>Bevarandeåtgärder genomförs för de kända förekomster av rödlistade arter som påverkas av skogsbruk.</w:t>
+      </w:r>
+    </w:p>
+    <w:p>
+      <w:pPr>
+        <w:pStyle w:val="ListBullet"/>
+      </w:pPr>
+      <w:r>
+        <w:rPr>
+          <w:b/>
+          <w:i/>
+        </w:rPr>
+        <w:t xml:space="preserve">Kommentar: </w:t>
       </w:r>
       <w:r>
         <w:rPr>
           <w:i/>
         </w:rPr>
-        <w:t>, Skeletocutis delicata</w:t>
-      </w:r>
-      <w:r>
-        <w:t xml:space="preserve"> (VU)</w:t>
+        <w:t>I det avverkningsanmälda skogsområdet har 6 naturvårdsarter varav 3 rödlistade arter sina livsmiljöer och växtplatser.</w:t>
+      </w:r>
+    </w:p>
+    <w:p>
+      <w:pPr>
+        <w:pStyle w:val="Heading2"/>
+      </w:pPr>
+      <w:r>
+        <w:t>Ur Chain of Custody Certification (FSC-STD-40-004 ver 3.0)</w:t>
+      </w:r>
+    </w:p>
+    <w:p>
+      <w:r>
+        <w:rPr>
+          <w:b/>
+        </w:rPr>
+        <w:t xml:space="preserve">1.3 </w:t>
+      </w:r>
+      <w:r>
+        <w:t xml:space="preserve">The organization shall commit to the FSC values as defined in FSC-POL-01-004 Policy for the Association of Organizations with FSC. </w:t>
+      </w:r>
+    </w:p>
+    <w:p>
+      <w:pPr>
+        <w:pStyle w:val="Heading2"/>
+      </w:pPr>
+      <w:r>
+        <w:t>Ur FSC:s policy för associerade organisationer (FSC-POL-01-004)</w:t>
+      </w:r>
+    </w:p>
+    <w:p>
+      <w:r>
+        <w:t xml:space="preserve">Som “Chain of Custody”-certifierad organisation är skogsbolaget bunden av de fastställda reglerna i Del 1 Punkt 1 c) i Policy för organisationer associerade med FSC (FSC-POL-01-004 V2-0 EN + SVE version 2012-03-02): </w:t>
+      </w:r>
+    </w:p>
+    <w:p>
+      <w:pPr>
+        <w:pStyle w:val="ListNumber"/>
+      </w:pPr>
+      <w:r>
+        <w:t>De organisationer FSC kan acceptera association med får inte direkt eller indirekt ha några kopplingar till nedanstående, oacceptabla aktiviteter:</w:t>
+      </w:r>
+    </w:p>
+    <w:p>
+      <w:pPr>
+        <w:ind w:left="357"/>
+      </w:pPr>
+      <w:r>
+        <w:t>a) Olaglig skogsavverkning och handel med olagligt avverkat virke eller skogsprodukter</w:t>
+      </w:r>
+    </w:p>
+    <w:p>
+      <w:pPr>
+        <w:ind w:left="357"/>
+      </w:pPr>
+      <w:r>
+        <w:t>...</w:t>
+      </w:r>
+    </w:p>
+    <w:p>
+      <w:pPr>
+        <w:ind w:left="357"/>
+      </w:pPr>
+      <w:r>
+        <w:t>c) Skogsbruk som förstör höga naturvärden</w:t>
+      </w:r>
+    </w:p>
+    <w:p>
+      <w:pPr>
+        <w:ind w:left="357"/>
+      </w:pPr>
+      <w:r>
+        <w:t>d) Betydande omvandling av skog till plantager eller annan, icke skoglig, markanvändning</w:t>
+      </w:r>
+    </w:p>
+    <w:p>
+      <w:pPr>
+        <w:pStyle w:val="ListBullet"/>
+      </w:pPr>
+      <w:r>
+        <w:rPr>
+          <w:b/>
+          <w:i/>
+        </w:rPr>
+        <w:t xml:space="preserve">Kommentar: </w:t>
       </w:r>
       <w:r>
         <w:rPr>
           <w:i/>
         </w:rPr>
-        <w:t xml:space="preserve"> och Skeletocutis exilis</w:t>
-      </w:r>
-      <w:r>
-        <w:t xml:space="preserve"> (NT). Ullticka är typisk art för </w:t>
+        <w:t>Avverkning av skog med höga naturvärden samt skada på fridlysta arter strider både mot FSC Controlled Wood-standarden och FSC:s policy for associerade organisationer.</w:t>
+      </w:r>
+    </w:p>
+    <w:p>
+      <w:pPr>
+        <w:pStyle w:val="Heading2"/>
+      </w:pPr>
+      <w:r>
+        <w:t>Ur FSC Controlled Wood (FSC-STD-40-005)</w:t>
+      </w:r>
+    </w:p>
+    <w:p>
+      <w:r>
+        <w:t>Virke som inte accepteras i FSC-märkta produkter (oacceptabelt ursprung) enligt FSC Controlled Wood (FSC-STD-40-005):</w:t>
+      </w:r>
+    </w:p>
+    <w:p>
+      <w:pPr>
+        <w:pStyle w:val="ListNumber"/>
+      </w:pPr>
+      <w:r>
+        <w:t>Illegalt avverkat virke.</w:t>
+      </w:r>
+    </w:p>
+    <w:p>
+      <w:pPr>
+        <w:pStyle w:val="ListNumber"/>
+      </w:pPr>
+      <w:r>
+        <w:t>...</w:t>
+      </w:r>
+    </w:p>
+    <w:p>
+      <w:pPr>
+        <w:pStyle w:val="ListNumber"/>
+      </w:pPr>
+      <w:r>
+        <w:t>Virke från avverkningar som hotar höga naturvärden.</w:t>
+      </w:r>
+    </w:p>
+    <w:p>
+      <w:pPr>
+        <w:pStyle w:val="ListNumber"/>
+      </w:pPr>
+      <w:r>
+        <w:t>Virke från skog som konverteras till plantager eller icke-skogligt bruk.</w:t>
+      </w:r>
+    </w:p>
+    <w:p>
+      <w:pPr>
+        <w:pStyle w:val="ListBullet"/>
+      </w:pPr>
+      <w:r>
+        <w:rPr>
+          <w:b/>
+          <w:i/>
+        </w:rPr>
+        <w:t xml:space="preserve">Kommentar: </w:t>
       </w:r>
       <w:r>
         <w:rPr>
           <w:i/>
         </w:rPr>
-        <w:t xml:space="preserve">9010 Taiga, 9050 Näringsrik granskog </w:t>
-      </w:r>
-      <w:r>
-        <w:t xml:space="preserve">och </w:t>
-      </w:r>
-      <w:r>
-        <w:rPr>
-          <w:i/>
-        </w:rPr>
-        <w:t>9030 Landhöjningsskog</w:t>
-      </w:r>
-      <w:r>
-        <w:t xml:space="preserve"> (SLU Artdatabanken, 2026; Nitare &amp; Skogsstyrelsen, 2019; Miettinen &amp; Niemelä, 2018).</w:t>
-      </w:r>
-    </w:p>
-    <w:p>
-      <w:r>
-        <w:rPr>
-          <w:b/>
-        </w:rPr>
-        <w:t xml:space="preserve">Bollvitmossa </w:t>
-      </w:r>
-      <w:r>
-        <w:t xml:space="preserve">är en bra signalart inom hela sitt utbredningsområde. Vanligast är den i naturvårdsintressanta tallsumpskogar. Även gransumpskogar med bollvitmossa har normalt höga naturvärden. Arten indikerar skogsmark med stabila hydrologiska förhållanden och sannolikt även lång skoglig kontinuitet. Bollvitmossa är typisk art för </w:t>
-      </w:r>
-      <w:r>
-        <w:rPr>
-          <w:i/>
-        </w:rPr>
-        <w:t xml:space="preserve">9010 Taiga </w:t>
-      </w:r>
-      <w:r>
-        <w:t xml:space="preserve">och </w:t>
-      </w:r>
-      <w:r>
-        <w:rPr>
-          <w:i/>
-        </w:rPr>
-        <w:t xml:space="preserve">9740 Skogsbevuxen myr </w:t>
-      </w:r>
-      <w:r>
-        <w:t>(SLU Artdatabanken, 2025; Nitare &amp; Skogsstyrelsen, 2019).</w:t>
+        <w:t>Avverkning av skog med höga naturvärden samt skada på fridlysta arter strider både mot FSC Controlled Wood-standarden och FSC:s policy for associerade organisationer.</w:t>
       </w:r>
     </w:p>
     <w:p>
@@ -337,7 +777,136 @@
         <w:pStyle w:val="Heading1"/>
       </w:pPr>
       <w:r>
-        <w:t>Certifiering</w:t>
+        <w:t>Ur PEFC-standarden gällande lagefterlevnad</w:t>
+      </w:r>
+    </w:p>
+    <w:p>
+      <w:r>
+        <w:t>PEFC-standarden förutsätter att tillämplig svensk lagstiftning följs. Det är utsedd tillsynsmyndighet som ansvarar för tillsyn av lagens efterlevnad. PEFC-standarden återger innehållet i vissa certifieringskritiska lag- och föreskriftskrav vilka ska ingå i granskning av PEFC-systemets efterlevnad.</w:t>
+      </w:r>
+    </w:p>
+    <w:p>
+      <w:pPr>
+        <w:pStyle w:val="ListBullet"/>
+      </w:pPr>
+      <w:r>
+        <w:rPr>
+          <w:b/>
+          <w:i/>
+        </w:rPr>
+        <w:t xml:space="preserve">Kommentar: </w:t>
+      </w:r>
+      <w:r>
+        <w:rPr>
+          <w:i/>
+        </w:rPr>
+        <w:t>I den avverkningsanmälda skogen har fridlysta arter sina livsmiljöer och växtplatser. Att skada de fridlysta arternas livsmiljöer, växtplatser eller ekologiska funktion är inte tillåtet enligt artskyddsförordningen</w:t>
+      </w:r>
+    </w:p>
+    <w:p>
+      <w:r>
+        <w:br w:type="page"/>
+      </w:r>
+    </w:p>
+    <w:p>
+      <w:pPr>
+        <w:pStyle w:val="Title"/>
+      </w:pPr>
+      <w:r>
+        <w:t>BILAGA 1 –</w:t>
+        <w:br/>
+        <w:t>Fridlysta och rödlistade arter</w:t>
+      </w:r>
+    </w:p>
+    <w:p>
+      <w:pPr>
+        <w:pStyle w:val="Heading1"/>
+      </w:pPr>
+      <w:r>
+        <w:t>Knärot – ekologi samt krav på livsmiljön</w:t>
+      </w:r>
+    </w:p>
+    <w:p>
+      <w:r>
+        <w:t xml:space="preserve">Knärot är typisk art för </w:t>
+      </w:r>
+      <w:r>
+        <w:rPr>
+          <w:i/>
+        </w:rPr>
+        <w:t xml:space="preserve">9010 Taiga </w:t>
+      </w:r>
+      <w:r>
+        <w:t>och</w:t>
+      </w:r>
+      <w:r>
+        <w:rPr>
+          <w:i/>
+        </w:rPr>
+        <w:t xml:space="preserve"> 9050 Näringsrik granskog</w:t>
+      </w:r>
+      <w:r>
+        <w:t>, fridlyst enligt 8 och 15 §§ artskyddsförordningen och klassad som sårbar (VU) enligt rödlistan 2020. Knärot är beroende av hög och jämn luftfuktighet i gamla, ostörda skogsmiljöer och är känslig för snabba förändringar av ljus-/vindförhållanden eller uttorkning. På grund av ett alltför intensivt skogsbruk har den minskat med 40 (25–50) % under de senaste 60 åren och i framtiden bedöms minskningstakten uppgå till 30 (20–40) %. Till följd av att arten har en dokumenterat högre minskningstakt i förhållande till sin generationstid än vad som tidigare varit känt (data från Riksskogstaxeringen) höjdes den till hotkategori sårbar (VU) i rödlistan 2020 (SLU Artdatabanken, 2024).</w:t>
+      </w:r>
+    </w:p>
+    <w:p>
+      <w:r>
+        <w:t>En analys av 79 floraväktarlokaler åren 1990–2015 vilka återbesökts under 2020–2024 visade på en tydlig negativ påverkan på knärotsförekomster från större hyggen i närområdet (inom 150–200 m) vilket indikerar att kanteffekter har en stor påverkan på populationerna. Resultaten bekräftar knärotens känslighet för kanteffekter och visar vikten av att skydda större skogsbestånd för att bevara arten. Om det blir höga andelar (&gt;30%) hyggen inom 200 meter från en knärotsförekomst så ökar risken för att en knärotspopulation dör ut och det verkar det behövas någonstans mellan 100 och 150 meters skyddszon för att bevara arten på lång sikt (Sebestyén &amp; Sundberg, 2025). Detta stöds även av en studie (Johansson et al, 2026) baserad på data från Riksskogstaxeringen som visar att knäroten minskat med 66 % under perioden 1993–2022 samt att det finns en stark korrelation mellan minskande arealer kontinuitetsskog och lokal utdöenderisk. Knäroten uppvisade en mycket låg koloniseringsgrad (0,7 % över 10 år) i kombination med hög lokal utrotningsrisk (75,2 %), där utrotningssannolikheten ökade kraftigt när arealen kontinuitetsskog minskade mellan undersökningar, t.ex. på grund av kalhyggesbruk (Johansson et al., 2026).</w:t>
+      </w:r>
+    </w:p>
+    <w:p>
+      <w:r>
+        <w:t xml:space="preserve">Samuel Johnsons doktorsavhandling </w:t>
+      </w:r>
+      <w:r>
+        <w:rPr>
+          <w:i/>
+        </w:rPr>
+        <w:t>“Retention Forestry as a Conservation Measure for Boreal Forest Ground Vegetation”</w:t>
+      </w:r>
+      <w:r>
+        <w:t xml:space="preserve"> (SLU, Uppsala 2014) visar att det krävs väl tilltagna skyddszoner för att knärotens växtplatser inte ska ta skada av skogsbruksåtgärder i intilliggande områden: </w:t>
+      </w:r>
+      <w:r>
+        <w:rPr>
+          <w:i/>
+        </w:rPr>
+        <w:t xml:space="preserve">“Study III shows that retention patches smaller than 0.5 ha do not lifeboat the sensitive forest herb G. repens, a species that depend on stable microclimatic conditions typical for intact forest stands.” </w:t>
+      </w:r>
+      <w:r>
+        <w:t xml:space="preserve">Vidare </w:t>
+      </w:r>
+      <w:r>
+        <w:rPr>
+          <w:i/>
+        </w:rPr>
+        <w:t>“More sensitive forest species are not lifeboated in retention patches ranging from 0.05 to 0.5 ha (Papers II &amp; III).”</w:t>
+      </w:r>
+    </w:p>
+    <w:p>
+      <w:r>
+        <w:t xml:space="preserve">Johnsons (2014) rekommendation på minst 50 meters breda skyddszoner runt knärotens växtplatser motsvarar en areal på 0,78 hektar, vilket ligger i linje med andra studier som gjorts på känsliga skogsarter: </w:t>
+      </w:r>
+      <w:r>
+        <w:rPr>
+          <w:i/>
+        </w:rPr>
+        <w:t>“In study III I also show that translocated specimens of G. repens survives well in mature forests at least 50 m from the nearest edge to an open area. Moreover, measures of temperature and humidity show that such distances from an open area is far enough to offer a microclimate that is more stable compared to what present in retention patches of around 0.1 ha. This means that the very centre of a circular patch with radius 50 m (equals a size of 0.78 ha) should offer conditions similar to interior forest and would perhaps be a suitable habitat for G. repens and similar species. Previous studies from both North America and Sweden have also concluded that patches between 0.5 and one ha are sufficient for preserving interior forest vegetation as well as sensitive lichens and bryophytes (de Graaf &amp; Roberts 2009; Halpern et al. 2012; Rudolphi et al. 2014).”</w:t>
+      </w:r>
+    </w:p>
+    <w:p>
+      <w:r>
+        <w:t>Ytterligare en studie (Koelmeijer m.fl., 2022) inkluderar knärotens skyddsbehov. I uppsatsen berörs problemet med uttorkning för växter, bl.a. för knärot, ett problem som blivit accentuerat på grund av den pågående klimatförändringen och torra somrar, t.ex. den exceptionellt torra sommaren 2018. I uppsatsen undersöks områden med tre olika avstånd från kalhyggeskant med avseende på skydd bl.a. för knärot. Det första området har avstånd upp till 20 m från hyggeskant (Strong edge effect), det andra 20–40 m från hyggeskant (Weak edge effect) och det tredje avser större avstånd från hyggeskant, där kanteffekten anses vara försumbar (Interior). Ett resultat var att man fann stor eller mycket stor uttorkningseffekt på känsliga och rödlistade skogsarter vid de kortare avstånden till hyggeskant, medan effekt av uttorkning inte konstaterades på större avstånd (Interior). För orkidén knärot fann man en rik förekomst (upp till 0,06 dm2/m2) på stort avstånd från hyggeskant (Interior), medan förekomsten var liten eller närmast försumbar i de områden som klassificerades som Weak edge effect respektive Strong edge effect. Arbetet påpekar att de allt oftare förekommande torra somrarna ger ytterligare skäl att utöka skyddsavståndet från hyggen till den fuktkrävande arten knärot (Koelmeijer m.fl., 2022).</w:t>
+      </w:r>
+    </w:p>
+    <w:p>
+      <w:r>
+        <w:t>Även Skogsstyrelsens egen vägledning för hänsyn till knärot ligger i linje med ovanstående forskningsstudier. Av vägledningen framgår det att för med hög sannolikhet kunna bevara befintliga förekomster krävs relativt stora avsättningar av uppvuxen skog med slutet och relativt tätt kronskikt. Som riktlinje kan krävas ett avstånd på 50 meter in från brynet för att vidmakthålla ett fungerande mikroklimat. Detta innebär att fristående hänsynsytor för många arter (kärlväxter, lavar och mossor) kan behöva ha en area överstigande 0,8 hektar (cirkelyta med radien 50 meter = 0,78 hektar) för att bibehålla lokalklimatet. Även ganska små förändringar i form av förändrade ljus- och fuktighetsförhållanden, till exempel till följd av gallring, kan leda till att arten försvinner till följd av konkurrens med mera ljuskrävande och snabbväxande arter (Skogsstyrelsen, 2022).</w:t>
+      </w:r>
+    </w:p>
+    <w:p>
+      <w:r>
+        <w:t>Vid tillämpning av försiktighetsprincipen enligt 2 kap. 3 § miljöbalken bör sålunda 100–150 meters skyddszon lämnas runt knärotens växtplatser.</w:t>
       </w:r>
     </w:p>
     <w:p>
@@ -345,84 +914,188 @@
         <w:pStyle w:val="Heading2"/>
       </w:pPr>
       <w:r>
-        <w:t>Ur FSC-standarden</w:t>
+        <w:t>Referenser – knärot</w:t>
       </w:r>
     </w:p>
     <w:p>
       <w:r>
+        <w:t xml:space="preserve">de Graaf M &amp; Roberts M.R., 2009. </w:t>
+      </w:r>
+      <w:r>
         <w:rPr>
-          <w:b/>
+          <w:i/>
         </w:rPr>
-        <w:t xml:space="preserve">PRINCIP 1: LAGEFTERLEVNAD: </w:t>
-      </w:r>
-      <w:r>
-        <w:t>Certifikatsinnehavaren ska följa alla tillämpliga lagar, förordningar och nationellt ratificerade internationella avtal, konventioner och överenskommelser.</w:t>
+        <w:t xml:space="preserve">Short-term response of the herbaceous layer within leave patches after harvest. </w:t>
+      </w:r>
+      <w:r>
+        <w:t>Forest Ecology and Management 257, 1014–1025.</w:t>
       </w:r>
     </w:p>
     <w:p>
       <w:r>
+        <w:t xml:space="preserve">Halpern, C. B., Halaj, J., Evans, S. A., &amp; Dovciak, M., 2012. </w:t>
+      </w:r>
+      <w:r>
         <w:rPr>
-          <w:b/>
+          <w:i/>
         </w:rPr>
-        <w:t xml:space="preserve">1.3.1 </w:t>
-      </w:r>
-      <w:r>
-        <w:t>Tillämpliga lagar och föreskrifter för brukandet av skogen följs.</w:t>
+        <w:t xml:space="preserve">Level and pattern of overstory retention interact to shape long-term responses of understories to timber harvest. </w:t>
+      </w:r>
+      <w:r>
+        <w:t>Ecological Applications, 22, 2049–2064.</w:t>
+      </w:r>
+    </w:p>
+    <w:p>
+      <w:r>
+        <w:t>Johansson, V., Jansson, M. och Bergman, K-O</w:t>
+      </w:r>
+      <w:r>
+        <w:rPr>
+          <w:i/>
+        </w:rPr>
+        <w:t>.</w:t>
+      </w:r>
+      <w:r>
+        <w:t>, 2026.</w:t>
+      </w:r>
+      <w:r>
+        <w:rPr>
+          <w:i/>
+        </w:rPr>
+        <w:t xml:space="preserve"> A 30-year population decline of a threatened forest orchid associated with old growth forests</w:t>
+      </w:r>
+      <w:r>
+        <w:t>. Department of Physics, Chemistry and Biology (IFM), Linköping University.</w:t>
+      </w:r>
+    </w:p>
+    <w:p>
+      <w:r>
+        <w:t xml:space="preserve">Johnson, S., 2014. </w:t>
+      </w:r>
+      <w:r>
+        <w:rPr>
+          <w:i/>
+        </w:rPr>
+        <w:t>Retention Forestry as a Conservation Measure for Boreal Forest Ground Vegetation</w:t>
+      </w:r>
+      <w:r>
+        <w:t>. Doktorsavhandling, SLU, Uppsala.</w:t>
+      </w:r>
+    </w:p>
+    <w:p>
+      <w:r>
+        <w:t xml:space="preserve">Koelmeijer, I. A., Ehrlén, J., Jönsson, M., De Frenne, P., Berg, P., Andersson, J., Weibull, H. &amp; Hylander, N. 2022. </w:t>
+      </w:r>
+      <w:r>
+        <w:rPr>
+          <w:i/>
+        </w:rPr>
+        <w:t xml:space="preserve">Interactive effects of drought and edge exposure on old-growth forest understory species. </w:t>
+      </w:r>
+      <w:r>
+        <w:t>Landscape Ecology, 37, sid 1839–1853.</w:t>
+      </w:r>
+    </w:p>
+    <w:p>
+      <w:r>
+        <w:t xml:space="preserve">Rudolphi, J., Jönsson, M. T., &amp; Gustafsson, L., 2014. </w:t>
+      </w:r>
+      <w:r>
+        <w:rPr>
+          <w:i/>
+        </w:rPr>
+        <w:t xml:space="preserve">Biological legacies buffer local species extinction after logging. </w:t>
+      </w:r>
+      <w:r>
+        <w:t>Journal of Applied Ecology. 51, 53–62.</w:t>
+      </w:r>
+    </w:p>
+    <w:p>
+      <w:r>
+        <w:t xml:space="preserve">Sebestyén, L. och Sundberg, S. 2025.  </w:t>
+      </w:r>
+      <w:r>
+        <w:rPr>
+          <w:i/>
+        </w:rPr>
+        <w:t>Påverkan på knärotslokaler från hyggen i närheten.</w:t>
+      </w:r>
+      <w:r>
+        <w:t xml:space="preserve"> DAPHNE 36:1 2025. Botaniska Sällskapet i Stockholm.</w:t>
+      </w:r>
+    </w:p>
+    <w:p>
+      <w:r>
+        <w:t xml:space="preserve">Skogsstyrelsen, 2022. </w:t>
+      </w:r>
+      <w:r>
+        <w:rPr>
+          <w:i/>
+        </w:rPr>
+        <w:t xml:space="preserve">Vägledning för hänsyn till knärot. </w:t>
+      </w:r>
+      <w:r>
+        <w:t>https://www.skogsstyrelsen.se/lag-och-tillsyn/artskydd/vagledningar-och-kunskapsstod-artskydd/vagledning-for-hansyn-till-knarot/.</w:t>
+      </w:r>
+    </w:p>
+    <w:p>
+      <w:r>
+        <w:t xml:space="preserve">SLU Artdatabanken, 2024. </w:t>
+      </w:r>
+      <w:r>
+        <w:rPr>
+          <w:i/>
+        </w:rPr>
+        <w:t xml:space="preserve">Artfaktablad. Naturvård – artfakta. </w:t>
+      </w:r>
+      <w:r>
+        <w:t>SLU Artdatabanken, Uppsala.</w:t>
       </w:r>
     </w:p>
     <w:p>
       <w:pPr>
-        <w:pStyle w:val="ListBullet"/>
+        <w:pStyle w:val="Heading1"/>
       </w:pPr>
       <w:r>
-        <w:rPr>
-          <w:b/>
-          <w:i/>
-        </w:rPr>
-        <w:t xml:space="preserve">Kommentar: </w:t>
-      </w:r>
-      <w:r>
-        <w:t>I den avverkningsanmälda skogen har fridlysta arter sina livsmiljöer och växtplatser. Att skada de fridlysta arternas livsmiljöer, växtplatser eller ekologiska funktion är inte tillåtet enligt artskyddsförordningen.</w:t>
+        <w:t>Mindre märgborre – ekologi samt krav på livsmiljön</w:t>
       </w:r>
     </w:p>
     <w:p>
       <w:r>
-        <w:rPr>
-          <w:b/>
-        </w:rPr>
-        <w:t xml:space="preserve">6.4 </w:t>
-      </w:r>
-      <w:r>
-        <w:t>Certifikatsinnehavaren ska skydda sällsynta arter och hotade arter samt deras livsmiljöer inom skogsbruksenheten. Det ska ske genom avsättningar, andra skyddade områden och genom att skapa konnektivitet och/eller genom andra direkta åtgärder som gynnar dessa arters överlevnad och livskraft. Åtgärderna ska stå i förhållande till brukandets skala, intensitet och risk, samt till sällsynta och hotade arters bevarandestatus och ekologiska krav. Certifikatsinnehavaren ska beakta den geografiska spridningen och ekologiska krav hos sällsynta och hotade arter utanför skogsbruksenhetens gränser när beslut om åtgärder inom skogsbruksenheten ska fattas.</w:t>
-      </w:r>
-    </w:p>
-    <w:p>
-      <w:r>
-        <w:rPr>
-          <w:b/>
-        </w:rPr>
-        <w:t xml:space="preserve">6.4.3 </w:t>
-      </w:r>
-      <w:r>
-        <w:t>Bevarandeåtgärder genomförs för de kända förekomster av rödlistade arter som påverkas av skogsbruk.</w:t>
-      </w:r>
-    </w:p>
-    <w:p>
-      <w:pPr>
-        <w:pStyle w:val="ListBullet"/>
-      </w:pPr>
-      <w:r>
-        <w:rPr>
-          <w:b/>
-          <w:i/>
-        </w:rPr>
-        <w:t xml:space="preserve">Kommentar: </w:t>
+        <w:t xml:space="preserve">Mindre märgborre är en signalart för tallskog med höga naturvärden och kan lätt konstateras genom sina karaktäristiska måsvingeliknande gnagspår som ofta hittas på grova tallgrenar på marken. Mindre märgborre betraktas tillsammans med skarptandad barkborre som nyckelarter, eftersom en rad sällsynta efterföljande arter är beroende av deras gångsystem. Bland dessa kan nämnas åtgärdsprogramsarterna avlång barkborre (VU), </w:t>
       </w:r>
       <w:r>
         <w:rPr>
           <w:i/>
         </w:rPr>
-        <w:t>I det avverkningsanmälda skogsområdet har 2 naturvårdsarter varav 1 rödlistade arter sina livsmiljöer och växtplatser.</w:t>
+        <w:t>Corticeus longulus</w:t>
+      </w:r>
+      <w:r>
+        <w:t xml:space="preserve"> (VU), tallgångbagge (VU), cholodkovskys bastborre (NT) och tallbarksvartbagge (NT) (Pettersson, 2014; Gunnarsson m fl., 1999).</w:t>
+      </w:r>
+    </w:p>
+    <w:p>
+      <w:r>
+        <w:t>Tallskogar tillhör de livsmiljöer som förändrats i stor skala, där många kvadratmil har omvandlats till unga produktionsskogar. I sådana skogar saknas förutsättningar för de ovannämnda sällsynta barkborrarna och alltmer kunskap tyder på att skogsbrukets omvandling av skogslandskapet, missgynnar åtgärdsprogrammets arter även inne i skyddade områden (Hedgren, 2012; Hedgren m.fl., 2010; Wikars m.fl., 2010; Wikars, 2009). Orsaken är sannolikt att dagens intensiva skogsbruk trivialiserar faunan på nydöda träd. Detta sker genom att generalister förökas upp i sådan grad i den brukade skogen att dessa även kommer att dominera i de för hållandevis små och fragmenterade områden som avsätts för naturvård (Appelqvist, 2005; Janzen, 1983; Ås, 1999).</w:t>
+      </w:r>
+    </w:p>
+    <w:p>
+      <w:r>
+        <w:t>Ett tydligt exempel på en generalist som gynnas av dagens skogsbruk är större märgborre på nydöd tall. Denna utvecklas förutom i vindfällen gärna i avverkningsavfall, inklusive avverkningsstubbar och röjningsstammar. Därmed har den större märgborren möjlighet att upprätthålla stora och stabila populationer på huvuddelen av landets skogsmark, vilket leder till en trivialisering av faunan. Större märgborre inverkar sannolikt direkt negativt på arter som tolvtandad barkborre (EN) och avlång barkborre (VU), och indirekt på de som är gynnade av blånadssvampar, dvs. följearter till framförallt mindre märgborre och skarptandad barkborre. De barkborrar som missgynnas av större märgborre är i mycket högre grad gynnade av tallar som dör genom självgallring, dvs. i normalfallet skog som inte används till skogsproduktion (Pettersson, 2014; Wikars, skriftl.).</w:t>
+      </w:r>
+    </w:p>
+    <w:p>
+      <w:r>
+        <w:t xml:space="preserve">Rika förekomster av främst mindre märgborre men även skarptandad barkborre är en signal för artrikedom och inventeringar har visat att det är i skogar med en naturlig självgallring som det skapas förutsättningar för dessa arter samt de efterföljande åtgärdsprogramsarterna (Pettersson, 2014; Hedgren, 2012). Tallskogar med stark förekomst av mindre märgborre och skarptandad barkborre bör avsättas som reservat. Generellt bör hänsyn tas vid slutavverkning av talldominerad skog så att avverkningsrester som gren- och toppdelar (s.k. GROT) lämnas. Mindre märgborre är typisk art för </w:t>
+      </w:r>
+      <w:r>
+        <w:rPr>
+          <w:i/>
+        </w:rPr>
+        <w:t>9060 Åsbarrskog</w:t>
+      </w:r>
+      <w:r>
+        <w:t xml:space="preserve"> (Pettersson, 2014; SLU Artdatabanken, 2026).</w:t>
       </w:r>
     </w:p>
     <w:p>
@@ -430,18 +1103,183 @@
         <w:pStyle w:val="Heading2"/>
       </w:pPr>
       <w:r>
-        <w:t>Ur Chain of Custody Certification (FSC-STD-40-004 ver 3.0)</w:t>
+        <w:t>Referenser – mindre märgborre</w:t>
       </w:r>
     </w:p>
     <w:p>
       <w:r>
+        <w:t xml:space="preserve">Appelqvist, T., 2005. </w:t>
+      </w:r>
+      <w:r>
         <w:rPr>
-          <w:b/>
+          <w:i/>
         </w:rPr>
-        <w:t xml:space="preserve">1.3 </w:t>
-      </w:r>
-      <w:r>
-        <w:t xml:space="preserve">The organization shall commit to the FSC values as defined in FSC-POL-01-004 Policy for the Association of Organizations with FSC. </w:t>
+        <w:t>Naturvårdsbiologisk forskning. Underlag för områdesskydd i landskapet.</w:t>
+      </w:r>
+      <w:r>
+        <w:t xml:space="preserve"> Naturvårdsverket, Rapport 5452.</w:t>
+      </w:r>
+    </w:p>
+    <w:p>
+      <w:r>
+        <w:t xml:space="preserve">Gunnarsson, B., Pettersson, R. B., Hake, M. och Hultengren, S. &amp; Sjöberg, K., 1999. </w:t>
+      </w:r>
+      <w:r>
+        <w:rPr>
+          <w:i/>
+        </w:rPr>
+        <w:t xml:space="preserve">Spindlar och skalbaggar som indikatorer i barrskog. </w:t>
+      </w:r>
+      <w:r>
+        <w:t>Skog &amp; Forskning, Nr. 2/99, s. 46–51.</w:t>
+      </w:r>
+    </w:p>
+    <w:p>
+      <w:r>
+        <w:t xml:space="preserve">Hedgren, O., 2012. </w:t>
+      </w:r>
+      <w:r>
+        <w:rPr>
+          <w:i/>
+        </w:rPr>
+        <w:t>Hotade insekter på tallved i Dalarna.</w:t>
+      </w:r>
+      <w:r>
+        <w:t xml:space="preserve"> Länsstyrelsen Dalarna, Naturvårdsenheten. Rapport 2012:16.</w:t>
+      </w:r>
+    </w:p>
+    <w:p>
+      <w:r>
+        <w:t xml:space="preserve">Hedgren, O. 2010. </w:t>
+      </w:r>
+      <w:r>
+        <w:rPr>
+          <w:i/>
+        </w:rPr>
+        <w:t>Vedinsekter i tallskog och på brandfält i Värmland.</w:t>
+      </w:r>
+      <w:r>
+        <w:t xml:space="preserve"> Länsstyrelsen Värmland, Stencil, 39 s.</w:t>
+      </w:r>
+    </w:p>
+    <w:p>
+      <w:r>
+        <w:t xml:space="preserve">Janzen, D. H., 1983. </w:t>
+      </w:r>
+      <w:r>
+        <w:rPr>
+          <w:i/>
+        </w:rPr>
+        <w:t>No park is an island: Increase in interference from outside as park size decreases</w:t>
+      </w:r>
+      <w:r>
+        <w:t>. Oikos 41: 402–410.</w:t>
+      </w:r>
+    </w:p>
+    <w:p>
+      <w:r>
+        <w:t xml:space="preserve">Jonsell, M., Weslien, J. &amp; Ehn ström, B., 1998. </w:t>
+      </w:r>
+      <w:r>
+        <w:rPr>
+          <w:i/>
+        </w:rPr>
+        <w:t>Substrate requirements of red-listed saproxylic invertebrates in Sweden</w:t>
+      </w:r>
+      <w:r>
+        <w:t>. Biodiversity and Conserv. 7: 749–764.</w:t>
+      </w:r>
+    </w:p>
+    <w:p>
+      <w:r>
+        <w:t xml:space="preserve">Pettersson, R. B., 2014). </w:t>
+      </w:r>
+      <w:r>
+        <w:rPr>
+          <w:i/>
+        </w:rPr>
+        <w:t>Åtgärdsprogram för skalbaggar på nyligen död tall, 2014–2018.</w:t>
+      </w:r>
+      <w:r>
+        <w:t xml:space="preserve"> Rapport 6599. Bromma: Naturvårdsverket.</w:t>
+      </w:r>
+    </w:p>
+    <w:p>
+      <w:r>
+        <w:t xml:space="preserve">SLU Artdatabanken, 2026. </w:t>
+      </w:r>
+      <w:r>
+        <w:rPr>
+          <w:i/>
+        </w:rPr>
+        <w:t xml:space="preserve">Artfaktablad. Naturvård – artfakta. </w:t>
+      </w:r>
+      <w:r>
+        <w:t>SLU Artdatabanken, Uppsala.</w:t>
+      </w:r>
+    </w:p>
+    <w:p>
+      <w:r>
+        <w:t xml:space="preserve">Wikars, L.-O., Hansson, J. &amp; Hedgren, O., 2010. </w:t>
+      </w:r>
+      <w:r>
+        <w:rPr>
+          <w:i/>
+        </w:rPr>
+        <w:t>Inventering av vedlevande skalbaggar – tallskogar i Örebro län.</w:t>
+      </w:r>
+      <w:r>
+        <w:t xml:space="preserve"> Länsstyrelsen i Örebro län, publ.nr. 2010:2.</w:t>
+      </w:r>
+    </w:p>
+    <w:p>
+      <w:r>
+        <w:t xml:space="preserve">Wikars, L.-O., 2009. </w:t>
+      </w:r>
+      <w:r>
+        <w:rPr>
+          <w:i/>
+        </w:rPr>
+        <w:t>Vedskalbaggar i Hamra nationalpark, Gävleborgs län.</w:t>
+      </w:r>
+      <w:r>
+        <w:t xml:space="preserve"> Länsstyrelsen Gävleborg, Rapport 2009:14.</w:t>
+      </w:r>
+    </w:p>
+    <w:p>
+      <w:pPr>
+        <w:pStyle w:val="Heading1"/>
+      </w:pPr>
+      <w:r>
+        <w:t>Spillkråka – ekologi samt krav på livsmiljön</w:t>
+      </w:r>
+    </w:p>
+    <w:p>
+      <w:r>
+        <w:t xml:space="preserve">Spillkråka (§4) ingår i bilaga 1 EU:s fågeldirektiv och är typisk art för </w:t>
+      </w:r>
+      <w:r>
+        <w:rPr>
+          <w:i/>
+        </w:rPr>
+        <w:t xml:space="preserve">9010 Taiga </w:t>
+      </w:r>
+      <w:r>
+        <w:t>och</w:t>
+      </w:r>
+      <w:r>
+        <w:rPr>
+          <w:i/>
+        </w:rPr>
+        <w:t xml:space="preserve"> 9740 Skogsbevuxen myr</w:t>
+      </w:r>
+      <w:r>
+        <w:t>. Den lever i både barr- och blandskog liksom i ren lövskog. De tätaste populationerna tenderar att finnas i äldre, variationsrik blandskog med gott om död ved och gamla träd. Varje par utnyttjar 400–1000 hektar skog beroende på skogens kvalitet. Skogsbruk med korta omloppstider och täta, homogena ungskogar utgör det största hotet (SLU Artdatabanken, 2026).</w:t>
+      </w:r>
+    </w:p>
+    <w:p>
+      <w:r>
+        <w:t>Spillkråka är en nyckelart i skogliga miljöer vars övergivna bohål utnyttjas av flera andra hålhäckande fågelarter och fladdermöss, däribland pärluggla (EN, §4), knipa (§4), salskrake (§4) och skogsduva (§4). Hökuggla (VU, §4) och slaguggla (§4) häckar ofta i högstubbar som brutits av i höjd med ett gammalt spillkråkebo (Skogsstyrelsen, 2016).</w:t>
       </w:r>
     </w:p>
     <w:p>
@@ -449,164 +1287,35 @@
         <w:pStyle w:val="Heading2"/>
       </w:pPr>
       <w:r>
-        <w:t>Ur FSC:s policy för associerade organisationer (FSC-POL-01-004)</w:t>
+        <w:t>Referenser – spillkråka</w:t>
       </w:r>
     </w:p>
     <w:p>
       <w:r>
-        <w:t xml:space="preserve">Som “Chain of Custody”-certifierad organisation är skogsbolaget bunden av de fastställda reglerna i Del 1 Punkt 1 c) i Policy för organisationer associerade med FSC (FSC-POL-01-004 V2-0 EN + SVE version 2012-03-02): </w:t>
-      </w:r>
-    </w:p>
-    <w:p>
-      <w:pPr>
-        <w:pStyle w:val="ListNumber"/>
-      </w:pPr>
-      <w:r>
-        <w:t>De organisationer FSC kan acceptera association med får inte direkt eller indirekt ha några kopplingar till nedanstående, oacceptabla aktiviteter:</w:t>
-      </w:r>
-    </w:p>
-    <w:p>
-      <w:pPr>
-        <w:ind w:left="357"/>
-      </w:pPr>
-      <w:r>
-        <w:t>a) Olaglig skogsavverkning och handel med olagligt avverkat virke eller skogsprodukter</w:t>
-      </w:r>
-    </w:p>
-    <w:p>
-      <w:pPr>
-        <w:ind w:left="357"/>
-      </w:pPr>
-      <w:r>
-        <w:t>...</w:t>
-      </w:r>
-    </w:p>
-    <w:p>
-      <w:pPr>
-        <w:ind w:left="357"/>
-      </w:pPr>
-      <w:r>
-        <w:t>c) Skogsbruk som förstör höga naturvärden</w:t>
-      </w:r>
-    </w:p>
-    <w:p>
-      <w:pPr>
-        <w:ind w:left="357"/>
-      </w:pPr>
-      <w:r>
-        <w:t>d) Betydande omvandling av skog till plantager eller annan, icke skoglig, markanvändning</w:t>
-      </w:r>
-    </w:p>
-    <w:p>
-      <w:pPr>
-        <w:pStyle w:val="ListBullet"/>
-      </w:pPr>
-      <w:r>
-        <w:rPr>
-          <w:b/>
-          <w:i/>
-        </w:rPr>
-        <w:t xml:space="preserve">Kommentar: </w:t>
+        <w:t xml:space="preserve">Skogsstyrelsen, 2016. </w:t>
       </w:r>
       <w:r>
         <w:rPr>
           <w:i/>
         </w:rPr>
-        <w:t>Avverkning av skog med höga naturvärden samt skada på fridlysta arter strider både mot FSC Controlled Wood-standarden och FSC:s policy for associerade organisationer.</w:t>
+        <w:t xml:space="preserve">Vägledning för hänsyn till spillkråka. </w:t>
+      </w:r>
+      <w:r>
+        <w:t>Vägledningar och kunskapsstöd artskydd – Skogsstyrelsen.</w:t>
       </w:r>
     </w:p>
     <w:p>
-      <w:pPr>
-        <w:pStyle w:val="Heading2"/>
-      </w:pPr>
-      <w:r>
-        <w:t>Ur FSC Controlled Wood (FSC-STD-40-005)</w:t>
-      </w:r>
-    </w:p>
-    <w:p>
-      <w:r>
-        <w:t>Virke som inte accepteras i FSC-märkta produkter (oacceptabelt ursprung) enligt FSC Controlled Wood (FSC-STD-40-005):</w:t>
-      </w:r>
-    </w:p>
-    <w:p>
-      <w:pPr>
-        <w:pStyle w:val="ListNumber"/>
-      </w:pPr>
-      <w:r>
-        <w:t>Illegalt avverkat virke.</w:t>
-      </w:r>
-    </w:p>
-    <w:p>
-      <w:pPr>
-        <w:pStyle w:val="ListNumber"/>
-      </w:pPr>
-      <w:r>
-        <w:t>...</w:t>
-      </w:r>
-    </w:p>
-    <w:p>
-      <w:pPr>
-        <w:pStyle w:val="ListNumber"/>
-      </w:pPr>
-      <w:r>
-        <w:t>Virke från avverkningar som hotar höga naturvärden.</w:t>
-      </w:r>
-    </w:p>
-    <w:p>
-      <w:pPr>
-        <w:pStyle w:val="ListNumber"/>
-      </w:pPr>
-      <w:r>
-        <w:t>Virke från skog som konverteras till plantager eller icke-skogligt bruk.</w:t>
-      </w:r>
-    </w:p>
-    <w:p>
-      <w:pPr>
-        <w:pStyle w:val="ListBullet"/>
-      </w:pPr>
-      <w:r>
-        <w:rPr>
-          <w:b/>
-          <w:i/>
-        </w:rPr>
-        <w:t xml:space="preserve">Kommentar: </w:t>
+      <w:r>
+        <w:t xml:space="preserve">SLU Artdatabanken, 2026. </w:t>
       </w:r>
       <w:r>
         <w:rPr>
           <w:i/>
         </w:rPr>
-        <w:t>Avverkning av skog med höga naturvärden samt skada på fridlysta arter strider både mot FSC Controlled Wood-standarden och FSC:s policy for associerade organisationer.</w:t>
-      </w:r>
-    </w:p>
-    <w:p>
-      <w:pPr>
-        <w:pStyle w:val="Heading1"/>
-      </w:pPr>
-      <w:r>
-        <w:t>Ur PEFC-standarden gällande lagefterlevnad</w:t>
-      </w:r>
-    </w:p>
-    <w:p>
-      <w:r>
-        <w:t>PEFC-standarden förutsätter att tillämplig svensk lagstiftning följs. Det är utsedd tillsynsmyndighet som ansvarar för tillsyn av lagens efterlevnad. PEFC-standarden återger innehållet i vissa certifieringskritiska lag- och föreskriftskrav vilka ska ingå i granskning av PEFC-systemets efterlevnad.</w:t>
-      </w:r>
-    </w:p>
-    <w:p>
-      <w:pPr>
-        <w:pStyle w:val="ListBullet"/>
-      </w:pPr>
-      <w:r>
-        <w:rPr>
-          <w:b/>
-          <w:i/>
-        </w:rPr>
-        <w:t xml:space="preserve">Kommentar: </w:t>
-      </w:r>
-      <w:r>
-        <w:rPr>
-          <w:i/>
-        </w:rPr>
-        <w:t>I den avverkningsanmälda skogen har fridlysta arter sina livsmiljöer och växtplatser. Att skada de fridlysta arternas livsmiljöer, växtplatser eller ekologiska funktion är inte tillåtet enligt artskyddsförordningen</w:t>
+        <w:t xml:space="preserve">Artfaktablad. Naturvård – artfakta. </w:t>
+      </w:r>
+      <w:r>
+        <w:t>SLU Artdatabanken, Uppsala.</w:t>
       </w:r>
     </w:p>
     <w:sectPr>
@@ -737,7 +1446,7 @@
     <w:r>
       <w:tab/>
       <w:tab/>
-      <w:t>2026-10-15</w:t>
+      <w:t>2026-10-16</w:t>
       <w:br/>
       <w:br/>
     </w:r>

--- a/klagomål/A 39168-2026 FSC-klagomål.docx
+++ b/klagomål/A 39168-2026 FSC-klagomål.docx
@@ -1446,7 +1446,7 @@
     <w:r>
       <w:tab/>
       <w:tab/>
-      <w:t>2026-10-16</w:t>
+      <w:t>2026-10-17</w:t>
       <w:br/>
       <w:br/>
     </w:r>

--- a/klagomål/A 39168-2026 FSC-klagomål.docx
+++ b/klagomål/A 39168-2026 FSC-klagomål.docx
@@ -1446,7 +1446,7 @@
     <w:r>
       <w:tab/>
       <w:tab/>
-      <w:t>2026-10-17</w:t>
+      <w:t>2026-10-18</w:t>
       <w:br/>
       <w:br/>
     </w:r>

--- a/klagomål/A 39168-2026 FSC-klagomål.docx
+++ b/klagomål/A 39168-2026 FSC-klagomål.docx
@@ -1446,7 +1446,7 @@
     <w:r>
       <w:tab/>
       <w:tab/>
-      <w:t>2026-10-18</w:t>
+      <w:t>2026-10-19</w:t>
       <w:br/>
       <w:br/>
     </w:r>

--- a/klagomål/A 39168-2026 FSC-klagomål.docx
+++ b/klagomål/A 39168-2026 FSC-klagomål.docx
@@ -1446,7 +1446,7 @@
     <w:r>
       <w:tab/>
       <w:tab/>
-      <w:t>2026-10-19</w:t>
+      <w:t>2026-10-20</w:t>
       <w:br/>
       <w:br/>
     </w:r>

--- a/klagomål/A 39168-2026 FSC-klagomål.docx
+++ b/klagomål/A 39168-2026 FSC-klagomål.docx
@@ -1446,7 +1446,7 @@
     <w:r>
       <w:tab/>
       <w:tab/>
-      <w:t>2026-10-20</w:t>
+      <w:t>2026-10-21</w:t>
       <w:br/>
       <w:br/>
     </w:r>

--- a/klagomål/A 39168-2026 FSC-klagomål.docx
+++ b/klagomål/A 39168-2026 FSC-klagomål.docx
@@ -1446,7 +1446,7 @@
     <w:r>
       <w:tab/>
       <w:tab/>
-      <w:t>2026-10-21</w:t>
+      <w:t>2026-10-22</w:t>
       <w:br/>
       <w:br/>
     </w:r>

--- a/klagomål/A 39168-2026 FSC-klagomål.docx
+++ b/klagomål/A 39168-2026 FSC-klagomål.docx
@@ -1446,7 +1446,7 @@
     <w:r>
       <w:tab/>
       <w:tab/>
-      <w:t>2026-10-22</w:t>
+      <w:t>2026-10-23</w:t>
       <w:br/>
       <w:br/>
     </w:r>

--- a/klagomål/A 39168-2026 FSC-klagomål.docx
+++ b/klagomål/A 39168-2026 FSC-klagomål.docx
@@ -1446,7 +1446,7 @@
     <w:r>
       <w:tab/>
       <w:tab/>
-      <w:t>2026-10-23</w:t>
+      <w:t>2026-10-24</w:t>
       <w:br/>
       <w:br/>
     </w:r>

--- a/klagomål/A 39168-2026 FSC-klagomål.docx
+++ b/klagomål/A 39168-2026 FSC-klagomål.docx
@@ -178,7 +178,7 @@
       <w:r>
         <w:drawing>
           <wp:inline xmlns:a="http://schemas.openxmlformats.org/drawingml/2006/main" xmlns:pic="http://schemas.openxmlformats.org/drawingml/2006/picture">
-            <wp:extent cx="5486400" cy="4472076"/>
+            <wp:extent cx="5486400" cy="4490929"/>
             <wp:docPr id="1" name="Picture 1"/>
             <wp:cNvGraphicFramePr>
               <a:graphicFrameLocks noChangeAspect="1"/>
@@ -199,7 +199,7 @@
                   <pic:spPr>
                     <a:xfrm>
                       <a:off x="0" y="0"/>
-                      <a:ext cx="5486400" cy="4472076"/>
+                      <a:ext cx="5486400" cy="4490929"/>
                     </a:xfrm>
                     <a:prstGeom prst="rect"/>
                   </pic:spPr>
@@ -221,7 +221,7 @@
     </w:p>
     <w:p>
       <w:r>
-        <w:t>I och inom 20 meter från avverkningsanmälan finns fynd av 6 naturvårdsarter, varav 3 är rödlistade, 2 är fridlysta, 6 är typiska (T) och 2 är signalarter (S): knärot (VU, T, §8), motaggsvamp (NT, T), ullticka (NT, T), bollvitmossa (S, T), mindre märgborre (S, T) och spillkråka (T, §4). Se Figur 1.</w:t>
+        <w:t>I och inom 20 meter från avverkningsanmälan finns fynd av 15 naturvårdsarter, varav 8 är rödlistade, 3 är fridlysta, 9 är typiska (T) och 5 är signalarter (S): knärot (VU, T, §8), laxporing (VU), duvhök (NT, §4), fjällig taggsvamp s.str. (NT), motaggsvamp (NT, T), rosenticka (NT, T), ullticka (NT, T), vedskivlav (NT, T), björksplintborre (S), bollvitmossa (S, T), mindre märgborre (S, T), thomsons trägnagare (S), vågbandad barkbock (S), kransmossa (T) och spillkråka (T, §4). Se Figur 1.</w:t>
       </w:r>
     </w:p>
     <w:p>
@@ -296,7 +296,7 @@
     </w:p>
     <w:p>
       <w:r>
-        <w:t>I det avverkningsanmälda området finns 2 fyndplatser för knärot registrerade på Artportalen. Figur 2 visar gränserna för buffertzoner på 50 m, som behöver lämnas kring fyndplatserna för att knärotslokalerna inte ska försvinna vid en avverkning. Av det avverkningsanmälda området överlappar 0.74 ha med buffertzonerna och får av detta skäl inte avverkas.</w:t>
+        <w:t>I det avverkningsanmälda området finns 4 fyndplatser för knärot registrerade på Artportalen. Figur 2 visar gränserna för buffertzoner på 50 m, som behöver lämnas kring fyndplatserna för att knärotslokalerna inte ska försvinna vid en avverkning. Av det avverkningsanmälda området överlappar 2.16 ha med buffertzonerna och får av detta skäl inte avverkas.</w:t>
       </w:r>
     </w:p>
     <w:p>
@@ -352,6 +352,39 @@
         <w:rPr>
           <w:b/>
         </w:rPr>
+        <w:t>Laxporing (VU)</w:t>
+      </w:r>
+      <w:r>
+        <w:t xml:space="preserve"> är knuten till naturskog med stor mängd död ved och kontinuitet på grova lågor. För att klara arten på sikt behövs att ytterligare områden med gammal skog undantas från skogsbruk (SLU Artdatabanken, 2024; Nitare &amp; Skogsstyrelsen, 2019).</w:t>
+      </w:r>
+    </w:p>
+    <w:p>
+      <w:r>
+        <w:rPr>
+          <w:b/>
+        </w:rPr>
+        <w:t>Duvhök (NT, §4)</w:t>
+      </w:r>
+      <w:r>
+        <w:t>, som är rödlistad som nära hotad, har minskat med 15 (0–30) % under de senaste 18 åren och minskningstakten för den svenska populationen bedöms vara nära gränsvärdet för sårbar (VU). Arten är starkt bunden till skogsmark och jagar helst inne i äldre skog. Den missgynnas av stora hyggen och täta planteringar. De gamla fåglarna är i huvudsak stationära i sina revir och boet läggs inne i tät, oftast äldre skog. Kantzoner mot öppen mark undviks och duvhöken, som är beroende av insynsskyddade boplatser, är därför känsligare för slutavverkning än flera andra rovfåglar. Friställande av boträd eller avverkning så att boplatsen blir exponerad mot öppen mark, medför att platsen överges. Eftersom duvhöken helst häckar i gammal skog, är dess häckningsplatser i princip alltid mer eller mindre hotade av skogsbruk och avverkningar (SLU Artdatabanken, 2026; Skogsstyrelsen 2016).</w:t>
+      </w:r>
+    </w:p>
+    <w:p>
+      <w:r>
+        <w:rPr>
+          <w:b/>
+        </w:rPr>
+        <w:t>Fjällig taggsvamp s.str. (NT)</w:t>
+      </w:r>
+      <w:r>
+        <w:t xml:space="preserve"> bildar mykorrhiza med gran i granskog och barrblandskog, främst på frisk näringsrik mark i äldre skog med lång trädkontinuitet. Den totala populationen i landet har minskat och bedöms fortsätta minska till följd av avverkning av äldre barrskogar. Minskningstakten för den svenska populationen bedöms vara nära gränsvärdet för sårbar (VU) (SLU Artdatabanken, 2026).</w:t>
+      </w:r>
+    </w:p>
+    <w:p>
+      <w:r>
+        <w:rPr>
+          <w:b/>
+        </w:rPr>
         <w:t xml:space="preserve">Motaggsvamp (NT) </w:t>
       </w:r>
       <w:r>
@@ -372,6 +405,35 @@
         <w:rPr>
           <w:b/>
         </w:rPr>
+        <w:t>Rosenticka (NT)</w:t>
+      </w:r>
+      <w:r>
+        <w:t xml:space="preserve">, rödlistad som nära hotad, ingår i en karaktäristisk association av vedsvampar som växer på gamla, grova granlågor i urskogsartade barrskogar. Den är placerad i toppen av Skogsstyrelsens värdepyramid för bedömning av skog med höga naturvärden och indikerar ett granskogsekosystem med långvarig kontinuitet av grova lågor. Artens beroende av grova granlågor innebär att alla skogsskötselåtgärder på eller i omedelbar närhet av lokalerna utgör ett hot på lång sikt. Det är angeläget att populationerna inte ytterligare glesas ut och ett tillräckligt antal områden där arten nu finns måste sparas för framtiden. Rosenticka är typisk art för </w:t>
+      </w:r>
+      <w:r>
+        <w:rPr>
+          <w:i/>
+        </w:rPr>
+        <w:t xml:space="preserve">9010 Taiga </w:t>
+      </w:r>
+      <w:r>
+        <w:t xml:space="preserve">och </w:t>
+      </w:r>
+      <w:r>
+        <w:rPr>
+          <w:i/>
+        </w:rPr>
+        <w:t>9050 Näringsrik granskog</w:t>
+      </w:r>
+      <w:r>
+        <w:t xml:space="preserve"> (Nitare &amp; Skogsstyrelsen, 2019; SLU Artdatabanken, 2024).</w:t>
+      </w:r>
+    </w:p>
+    <w:p>
+      <w:r>
+        <w:rPr>
+          <w:b/>
+        </w:rPr>
         <w:t>Ullticka (NT)</w:t>
       </w:r>
       <w:r>
@@ -428,6 +490,37 @@
         <w:rPr>
           <w:b/>
         </w:rPr>
+        <w:t>Vedskivlav (NT)</w:t>
+      </w:r>
+      <w:r>
+        <w:t xml:space="preserve"> växer på gammal, torr, exponerad, hård kärnved av framförallt tall i naturskogsartade bestånd. Avverkning av tallskog av naturskogskaraktär med spår av återkommande bränder är ett hot. Mängden lämplig ved att växa på för vedskivlav minskar, dels på grund av naturlig nedbrytning men framförallt på grund av att de förstörs i samband med slutavverkningar, gallringar och markberedning. Tall- och blandbarrskogar av naturskogskaraktär med spår av återkommande bränder bör skyddas. Vedskivlav är typisk art för </w:t>
+      </w:r>
+      <w:r>
+        <w:rPr>
+          <w:i/>
+        </w:rPr>
+        <w:t>9010 Taiga</w:t>
+      </w:r>
+      <w:r>
+        <w:t xml:space="preserve"> (SLU Artdatabanken, 2024).</w:t>
+      </w:r>
+    </w:p>
+    <w:p>
+      <w:r>
+        <w:rPr>
+          <w:b/>
+        </w:rPr>
+        <w:t xml:space="preserve">Björksplintborre </w:t>
+      </w:r>
+      <w:r>
+        <w:t>är en skalbagge vars larvutveckling sker i bark på nyligen döda björkar, både stående träd och vindfällen. En prydlig rad med runda ventilationshål i barken ovanför modergången är synnerligen karaktäristiskt. Arten är knuten till lövrika blandskogar med en hög andel gamla träd, och starkt gynnad av naturliga störningar som torka, översvämningar, brand och stormfällningar. Talrika gnagspår kan tyda på biotoper med höga naturvärden, exempelvis för ovanliga hackspettar och andra, mer sällsynta vedinsekter. Larverna är omtyckt hackspettsföda (SLU Artdatabanken, 2025).</w:t>
+      </w:r>
+    </w:p>
+    <w:p>
+      <w:r>
+        <w:rPr>
+          <w:b/>
+        </w:rPr>
         <w:t xml:space="preserve">Bollvitmossa </w:t>
       </w:r>
       <w:r>
@@ -479,6 +572,46 @@
       </w:r>
       <w:r>
         <w:t xml:space="preserve"> (SLU Artdatabanken, 2026; Pettersson, 2014; Hedgren, 2012; Gunnarsson m fl., 1999).</w:t>
+      </w:r>
+    </w:p>
+    <w:p>
+      <w:r>
+        <w:rPr>
+          <w:b/>
+        </w:rPr>
+        <w:t xml:space="preserve">Vågbandad barkbock </w:t>
+      </w:r>
+      <w:r>
+        <w:t>är en långhorning vars larvutveckling sker under bark på nyligen döda stående barrträd, främst gran, mer undantagsvis på tall. Främst i stående träd, särskilt gamla, långsamvuxna granar med grov bark, även i grövre grenar, stubbar eller vindfällen. Arten är starkt knuten till naturskogsliknande granskogar, och gynnas av extrema torrsomrar som försvagar träden. Arten påverkas negativt av brist på kontinuitetsskog och en minskning av populationen pågår eller förväntas ske (SLU Artdatabanken, 2025).</w:t>
+      </w:r>
+    </w:p>
+    <w:p>
+      <w:r>
+        <w:rPr>
+          <w:b/>
+        </w:rPr>
+        <w:t>Kransmossa</w:t>
+      </w:r>
+      <w:r>
+        <w:t xml:space="preserve"> är typisk art för </w:t>
+      </w:r>
+      <w:r>
+        <w:rPr>
+          <w:i/>
+        </w:rPr>
+        <w:t xml:space="preserve">9050 Näringsrik granskog </w:t>
+      </w:r>
+      <w:r>
+        <w:t xml:space="preserve">och </w:t>
+      </w:r>
+      <w:r>
+        <w:rPr>
+          <w:i/>
+        </w:rPr>
+        <w:t xml:space="preserve">6170 Alpina kalkgräsmarker </w:t>
+      </w:r>
+      <w:r>
+        <w:t>(SLU Artdatabanken, 2025).</w:t>
       </w:r>
     </w:p>
     <w:p>
@@ -616,7 +749,7 @@
         <w:rPr>
           <w:i/>
         </w:rPr>
-        <w:t>I det avverkningsanmälda skogsområdet har 6 naturvårdsarter varav 3 rödlistade arter sina livsmiljöer och växtplatser.</w:t>
+        <w:t>I det avverkningsanmälda skogsområdet har 15 naturvårdsarter varav 8 rödlistade arter sina livsmiljöer och växtplatser.</w:t>
       </w:r>
     </w:p>
     <w:p>
@@ -1050,6 +1183,70 @@
       </w:r>
       <w:r>
         <w:t>SLU Artdatabanken, Uppsala.</w:t>
+      </w:r>
+    </w:p>
+    <w:p>
+      <w:pPr>
+        <w:pStyle w:val="Heading1"/>
+      </w:pPr>
+      <w:r>
+        <w:t>Duvhök – ekologi samt krav på livsmiljön</w:t>
+      </w:r>
+    </w:p>
+    <w:p>
+      <w:r>
+        <w:t>Duvhök (NT, §4) är rödlistad som nära hotad och fridlyst enligt 4§ artskyddsförordningen. Arten har minskat med 15 (0–30) % under de senaste 18 åren och minskningstakten för den svenska populationen bedöms vara nära gränsvärdet för sårbar (VU). Bedömningen baseras på direkt observation, ett för arten lämpligt abundansindex och minskad geografisk utbredning och/eller försämrad habitatkvalitet (allt yngre och tätare skogar vilket försvårar för boplacering samt missgynnar jaktmöjligheterna) (SLU Artdatabanken, 2026).</w:t>
+      </w:r>
+    </w:p>
+    <w:p>
+      <w:r>
+        <w:t>Duvhöken är starkt bunden till skogsmark, såväl för häckning som födosök. Den påträffas oftast i större skogsområden med äldre skog, men kan ibland även häcka i dungar i områden dominerade av öppen mark. De gamla fåglarna är i huvudsak stationära i sina revir. Duvhöken jagar helst inne i äldre skog och missgynnas av stora hyggen och täta planteringar (Skogsstyrelsen, 2016).</w:t>
+      </w:r>
+    </w:p>
+    <w:p>
+      <w:r>
+        <w:t>Boet läggs inne i tät, oftast äldre skog. Kantzoner mot öppen mark undviks och duvhöken är därför känsligare för slutavverkning än flera andra rovfåglar. Boträdet måste vara grovgrenigt och är oftast en äldre gran eller tall, i sydligaste Sverige är bok vanligt. Duvhöken är beroende av insynsskyddade boplatser. Friställande av boträd eller avverkning så att boplatsen är exponerad mot öppen mark, medför att platsen överges. Samma bo kan användas flera år i rad, men likt andra rovfåglar har den normalt ett eller flera alternativa bon (Skogsstyrelsen, 2016). Eftersom duvhöken helst häckar i gammal skog, är dess häckningsplatser i princip alltid mer eller mindre hotade av skogsbruk och avverkningar (SLU Artdatabanken, 2026).</w:t>
+      </w:r>
+    </w:p>
+    <w:p>
+      <w:r>
+        <w:t>Den viktigaste begränsande faktorn för duvhökspopulationen i stort är födan och ett allvarligare problem är därför den av skogsbruket orsakade storskaliga omvandlingen och utarmningen av skogslandskapet, som kan påverka såväl duvhökens möjlighet att jaga som förekomsten av viktiga byten. Duvhökens jaktteknik gör den beroende av landskapets utformning och sammansättning och dess preferens för gammal skog tyder på att den är anpassad till att jaga i skog som är “lagom” tät. I öppnare biotoper, till exempel hyggen, kommer dess jaktteknik inte till sin rätt och i tätare biotoper, t.ex. ungskogar, har den relativt stora duvhöken svårt att manövrera (SLU Artdatabanken, 2026).</w:t>
+      </w:r>
+    </w:p>
+    <w:p>
+      <w:pPr>
+        <w:pStyle w:val="Heading2"/>
+      </w:pPr>
+      <w:r>
+        <w:t>Referenser – duvhök</w:t>
+      </w:r>
+    </w:p>
+    <w:p>
+      <w:r>
+        <w:t xml:space="preserve">Skogsstyrelsen, 2016. </w:t>
+      </w:r>
+      <w:r>
+        <w:rPr>
+          <w:i/>
+        </w:rPr>
+        <w:t xml:space="preserve">Duvhök – Vägledning för hänsyn till fåglar. </w:t>
+      </w:r>
+      <w:r>
+        <w:t>https://www.skogsstyrelsen.se/globalassets/lag-och-tillsyn/artskydd/vagledningar-for-hansyn-till-faglar/duvhok-vagledning-hansyn2.pdf</w:t>
+      </w:r>
+    </w:p>
+    <w:p>
+      <w:r>
+        <w:t xml:space="preserve">SLU Artdatabanken, 2026. </w:t>
+      </w:r>
+      <w:r>
+        <w:rPr>
+          <w:i/>
+        </w:rPr>
+        <w:t xml:space="preserve">Artfaktablad. Naturvård – artfakta. </w:t>
+      </w:r>
+      <w:r>
+        <w:t>SLU Artdatabanken, Uppsala</w:t>
       </w:r>
     </w:p>
     <w:p>
@@ -1446,7 +1643,7 @@
     <w:r>
       <w:tab/>
       <w:tab/>
-      <w:t>2026-10-24</w:t>
+      <w:t>2026-10-25</w:t>
       <w:br/>
       <w:br/>
     </w:r>

--- a/klagomål/A 39168-2026 FSC-klagomål.docx
+++ b/klagomål/A 39168-2026 FSC-klagomål.docx
@@ -221,7 +221,7 @@
     </w:p>
     <w:p>
       <w:r>
-        <w:t>I och inom 20 meter från avverkningsanmälan finns fynd av 15 naturvårdsarter, varav 8 är rödlistade, 3 är fridlysta, 9 är typiska (T) och 5 är signalarter (S): knärot (VU, T, §8), laxporing (VU), duvhök (NT, §4), fjällig taggsvamp s.str. (NT), motaggsvamp (NT, T), rosenticka (NT, T), ullticka (NT, T), vedskivlav (NT, T), björksplintborre (S), bollvitmossa (S, T), mindre märgborre (S, T), thomsons trägnagare (S), vågbandad barkbock (S), kransmossa (T) och spillkråka (T, §4). Se Figur 1.</w:t>
+        <w:t>I och inom 20 meter från avverkningsanmälan finns fynd av 15 naturvårdsarter, varav 8 är rödlistade, 3 är fridlysta, 9 är typiska (T) och 5 är signalarter (S): knärot (VU, T, §8), duvhök (NT, §4), fjällig taggsvamp s.str. (NT), motaggsvamp (NT, T), rosenticka (NT, T), tallkötticka (NT), ullticka (NT, T), vedskivlav (NT, T), björksplintborre (S), bollvitmossa (S, T), mindre märgborre (S, T), thomsons trägnagare (S), vågbandad barkbock (S), kransmossa (T) och spillkråka (T, §4). Se Figur 1.</w:t>
       </w:r>
     </w:p>
     <w:p>
@@ -352,17 +352,6 @@
         <w:rPr>
           <w:b/>
         </w:rPr>
-        <w:t>Laxporing (VU)</w:t>
-      </w:r>
-      <w:r>
-        <w:t xml:space="preserve"> är knuten till naturskog med stor mängd död ved och kontinuitet på grova lågor. För att klara arten på sikt behövs att ytterligare områden med gammal skog undantas från skogsbruk (SLU Artdatabanken, 2024; Nitare &amp; Skogsstyrelsen, 2019).</w:t>
-      </w:r>
-    </w:p>
-    <w:p>
-      <w:r>
-        <w:rPr>
-          <w:b/>
-        </w:rPr>
         <w:t>Duvhök (NT, §4)</w:t>
       </w:r>
       <w:r>
@@ -427,6 +416,26 @@
       </w:r>
       <w:r>
         <w:t xml:space="preserve"> (Nitare &amp; Skogsstyrelsen, 2019; SLU Artdatabanken, 2024).</w:t>
+      </w:r>
+    </w:p>
+    <w:p>
+      <w:r>
+        <w:rPr>
+          <w:b/>
+        </w:rPr>
+        <w:t>Tallkötticka (NT)</w:t>
+      </w:r>
+      <w:r>
+        <w:t xml:space="preserve"> är tallens kötticka och har ofta ett mer resupinat växtsätt än den granlevande köttickan </w:t>
+      </w:r>
+      <w:r>
+        <w:rPr>
+          <w:i/>
+        </w:rPr>
+        <w:t>Leptoporus mollis</w:t>
+      </w:r>
+      <w:r>
+        <w:t>. Artens förekomstarea och utbredning i Sverige är inte känd, men utifrån de fynd som rapporteras av kötticka på tall verkar den vara mer ovanlig än den granlevande. Den totala populationen bedöms därför ha minskat under de senaste 30 åren och fortsätter att minska i takt med att kontinuitetsskogar (skogar som inte kalavverkats) minskar i areal, samtidigt som att lämpliga miljöer inte återskapas i samma takt. Minskningstakten för den svenska populationen bedöms vara nära gränsvärdet för Sårbar (VU). (A2c+3c+4c) (SLU Artdatabanken, 2024; Nitare &amp; Skogsstyrelsen, 2019).</w:t>
       </w:r>
     </w:p>
     <w:p>
@@ -1643,7 +1652,7 @@
     <w:r>
       <w:tab/>
       <w:tab/>
-      <w:t>2026-10-25</w:t>
+      <w:t>2026-10-26</w:t>
       <w:br/>
       <w:br/>
     </w:r>

--- a/klagomål/A 39168-2026 FSC-klagomål.docx
+++ b/klagomål/A 39168-2026 FSC-klagomål.docx
@@ -178,7 +178,7 @@
       <w:r>
         <w:drawing>
           <wp:inline xmlns:a="http://schemas.openxmlformats.org/drawingml/2006/main" xmlns:pic="http://schemas.openxmlformats.org/drawingml/2006/picture">
-            <wp:extent cx="5486400" cy="4490929"/>
+            <wp:extent cx="5486400" cy="4609707"/>
             <wp:docPr id="1" name="Picture 1"/>
             <wp:cNvGraphicFramePr>
               <a:graphicFrameLocks noChangeAspect="1"/>
@@ -199,7 +199,7 @@
                   <pic:spPr>
                     <a:xfrm>
                       <a:off x="0" y="0"/>
-                      <a:ext cx="5486400" cy="4490929"/>
+                      <a:ext cx="5486400" cy="4609707"/>
                     </a:xfrm>
                     <a:prstGeom prst="rect"/>
                   </pic:spPr>
@@ -221,7 +221,7 @@
     </w:p>
     <w:p>
       <w:r>
-        <w:t>I och inom 20 meter från avverkningsanmälan finns fynd av 15 naturvårdsarter, varav 8 är rödlistade, 3 är fridlysta, 9 är typiska (T) och 5 är signalarter (S): knärot (VU, T, §8), duvhök (NT, §4), fjällig taggsvamp s.str. (NT), motaggsvamp (NT, T), rosenticka (NT, T), tallkötticka (NT), ullticka (NT, T), vedskivlav (NT, T), björksplintborre (S), bollvitmossa (S, T), mindre märgborre (S, T), thomsons trägnagare (S), vågbandad barkbock (S), kransmossa (T) och spillkråka (T, §4). Se Figur 1.</w:t>
+        <w:t>I och inom 20 meter från avverkningsanmälan finns fynd av 14 naturvårdsarter, varav 7 är rödlistade, 2 är fridlysta, 9 är typiska (T) och 5 är signalarter (S): knärot (VU, T, §8), fjällig taggsvamp s.str. (NT), motaggsvamp (NT, T), rosenticka (NT, T), tallkötticka (NT), ullticka (NT, T), vedskivlav (NT, T), björksplintborre (S), bollvitmossa (S, T), mindre märgborre (S, T), thomsons trägnagare (S), vågbandad barkbock (S), kransmossa (T) och spillkråka (T, §4). Se Figur 1.</w:t>
       </w:r>
     </w:p>
     <w:p>
@@ -352,17 +352,6 @@
         <w:rPr>
           <w:b/>
         </w:rPr>
-        <w:t>Duvhök (NT, §4)</w:t>
-      </w:r>
-      <w:r>
-        <w:t>, som är rödlistad som nära hotad, har minskat med 15 (0–30) % under de senaste 18 åren och minskningstakten för den svenska populationen bedöms vara nära gränsvärdet för sårbar (VU). Arten är starkt bunden till skogsmark och jagar helst inne i äldre skog. Den missgynnas av stora hyggen och täta planteringar. De gamla fåglarna är i huvudsak stationära i sina revir och boet läggs inne i tät, oftast äldre skog. Kantzoner mot öppen mark undviks och duvhöken, som är beroende av insynsskyddade boplatser, är därför känsligare för slutavverkning än flera andra rovfåglar. Friställande av boträd eller avverkning så att boplatsen blir exponerad mot öppen mark, medför att platsen överges. Eftersom duvhöken helst häckar i gammal skog, är dess häckningsplatser i princip alltid mer eller mindre hotade av skogsbruk och avverkningar (SLU Artdatabanken, 2026; Skogsstyrelsen 2016).</w:t>
-      </w:r>
-    </w:p>
-    <w:p>
-      <w:r>
-        <w:rPr>
-          <w:b/>
-        </w:rPr>
         <w:t>Fjällig taggsvamp s.str. (NT)</w:t>
       </w:r>
       <w:r>
@@ -758,7 +747,7 @@
         <w:rPr>
           <w:i/>
         </w:rPr>
-        <w:t>I det avverkningsanmälda skogsområdet har 15 naturvårdsarter varav 8 rödlistade arter sina livsmiljöer och växtplatser.</w:t>
+        <w:t>I det avverkningsanmälda skogsområdet har 14 naturvårdsarter varav 7 rödlistade arter sina livsmiljöer och växtplatser.</w:t>
       </w:r>
     </w:p>
     <w:p>
@@ -1192,70 +1181,6 @@
       </w:r>
       <w:r>
         <w:t>SLU Artdatabanken, Uppsala.</w:t>
-      </w:r>
-    </w:p>
-    <w:p>
-      <w:pPr>
-        <w:pStyle w:val="Heading1"/>
-      </w:pPr>
-      <w:r>
-        <w:t>Duvhök – ekologi samt krav på livsmiljön</w:t>
-      </w:r>
-    </w:p>
-    <w:p>
-      <w:r>
-        <w:t>Duvhök (NT, §4) är rödlistad som nära hotad och fridlyst enligt 4§ artskyddsförordningen. Arten har minskat med 15 (0–30) % under de senaste 18 åren och minskningstakten för den svenska populationen bedöms vara nära gränsvärdet för sårbar (VU). Bedömningen baseras på direkt observation, ett för arten lämpligt abundansindex och minskad geografisk utbredning och/eller försämrad habitatkvalitet (allt yngre och tätare skogar vilket försvårar för boplacering samt missgynnar jaktmöjligheterna) (SLU Artdatabanken, 2026).</w:t>
-      </w:r>
-    </w:p>
-    <w:p>
-      <w:r>
-        <w:t>Duvhöken är starkt bunden till skogsmark, såväl för häckning som födosök. Den påträffas oftast i större skogsområden med äldre skog, men kan ibland även häcka i dungar i områden dominerade av öppen mark. De gamla fåglarna är i huvudsak stationära i sina revir. Duvhöken jagar helst inne i äldre skog och missgynnas av stora hyggen och täta planteringar (Skogsstyrelsen, 2016).</w:t>
-      </w:r>
-    </w:p>
-    <w:p>
-      <w:r>
-        <w:t>Boet läggs inne i tät, oftast äldre skog. Kantzoner mot öppen mark undviks och duvhöken är därför känsligare för slutavverkning än flera andra rovfåglar. Boträdet måste vara grovgrenigt och är oftast en äldre gran eller tall, i sydligaste Sverige är bok vanligt. Duvhöken är beroende av insynsskyddade boplatser. Friställande av boträd eller avverkning så att boplatsen är exponerad mot öppen mark, medför att platsen överges. Samma bo kan användas flera år i rad, men likt andra rovfåglar har den normalt ett eller flera alternativa bon (Skogsstyrelsen, 2016). Eftersom duvhöken helst häckar i gammal skog, är dess häckningsplatser i princip alltid mer eller mindre hotade av skogsbruk och avverkningar (SLU Artdatabanken, 2026).</w:t>
-      </w:r>
-    </w:p>
-    <w:p>
-      <w:r>
-        <w:t>Den viktigaste begränsande faktorn för duvhökspopulationen i stort är födan och ett allvarligare problem är därför den av skogsbruket orsakade storskaliga omvandlingen och utarmningen av skogslandskapet, som kan påverka såväl duvhökens möjlighet att jaga som förekomsten av viktiga byten. Duvhökens jaktteknik gör den beroende av landskapets utformning och sammansättning och dess preferens för gammal skog tyder på att den är anpassad till att jaga i skog som är “lagom” tät. I öppnare biotoper, till exempel hyggen, kommer dess jaktteknik inte till sin rätt och i tätare biotoper, t.ex. ungskogar, har den relativt stora duvhöken svårt att manövrera (SLU Artdatabanken, 2026).</w:t>
-      </w:r>
-    </w:p>
-    <w:p>
-      <w:pPr>
-        <w:pStyle w:val="Heading2"/>
-      </w:pPr>
-      <w:r>
-        <w:t>Referenser – duvhök</w:t>
-      </w:r>
-    </w:p>
-    <w:p>
-      <w:r>
-        <w:t xml:space="preserve">Skogsstyrelsen, 2016. </w:t>
-      </w:r>
-      <w:r>
-        <w:rPr>
-          <w:i/>
-        </w:rPr>
-        <w:t xml:space="preserve">Duvhök – Vägledning för hänsyn till fåglar. </w:t>
-      </w:r>
-      <w:r>
-        <w:t>https://www.skogsstyrelsen.se/globalassets/lag-och-tillsyn/artskydd/vagledningar-for-hansyn-till-faglar/duvhok-vagledning-hansyn2.pdf</w:t>
-      </w:r>
-    </w:p>
-    <w:p>
-      <w:r>
-        <w:t xml:space="preserve">SLU Artdatabanken, 2026. </w:t>
-      </w:r>
-      <w:r>
-        <w:rPr>
-          <w:i/>
-        </w:rPr>
-        <w:t xml:space="preserve">Artfaktablad. Naturvård – artfakta. </w:t>
-      </w:r>
-      <w:r>
-        <w:t>SLU Artdatabanken, Uppsala</w:t>
       </w:r>
     </w:p>
     <w:p>
@@ -1652,7 +1577,7 @@
     <w:r>
       <w:tab/>
       <w:tab/>
-      <w:t>2026-10-26</w:t>
+      <w:t>2026-10-27</w:t>
       <w:br/>
       <w:br/>
     </w:r>

--- a/klagomål/A 39168-2026 FSC-klagomål.docx
+++ b/klagomål/A 39168-2026 FSC-klagomål.docx
@@ -1577,7 +1577,7 @@
     <w:r>
       <w:tab/>
       <w:tab/>
-      <w:t>2026-10-27</w:t>
+      <w:t>2026-10-28</w:t>
       <w:br/>
       <w:br/>
     </w:r>

--- a/klagomål/A 39168-2026 FSC-klagomål.docx
+++ b/klagomål/A 39168-2026 FSC-klagomål.docx
@@ -1577,7 +1577,7 @@
     <w:r>
       <w:tab/>
       <w:tab/>
-      <w:t>2026-10-28</w:t>
+      <w:t>2026-10-29</w:t>
       <w:br/>
       <w:br/>
     </w:r>

--- a/klagomål/A 39168-2026 FSC-klagomål.docx
+++ b/klagomål/A 39168-2026 FSC-klagomål.docx
@@ -1577,7 +1577,7 @@
     <w:r>
       <w:tab/>
       <w:tab/>
-      <w:t>2026-10-29</w:t>
+      <w:t>2026-10-31</w:t>
       <w:br/>
       <w:br/>
     </w:r>
